--- a/svoyo-delo/대본/5부/04화_Kazan.docx
+++ b/svoyo-delo/대본/5부/04화_Kazan.docx
@@ -436,7 +436,7 @@
         <w:t xml:space="preserve"> </w:t>
       </w:r>
       <w:r>
-        <w:t xml:space="preserve">- 규칙: 지문 없음. 전 화 100% 「화자명: 대사」. 1턴 18단어 이내 + 긴 턴 10~15회(30~55단어). 문법 초점(B2+): 순서·관습(Сначала… Потом…), 서수(первая/вторая/третья чашка), 부정 열거(ни сейчас, ни в прошлом, ни у родственников), 일반 진술(В Казани о семье спрашивают раньше…).</w:t>
+        <w:t xml:space="preserve">- 규칙: 지문 없음. 전 화 100% 「화자명: 대사」. 1턴 24단어 이내 + 긴 턴 10~15회(35~60단어). 문법 초점(B2+): 순서·관습(Сначала… Потом…), 서수(первая/вторая/третья чашка), 부정 열거(ни сейчас, ни в прошлом, ни у родственников), 일반 진술(В Казани о семье спрашивают раньше…).</w:t>
       </w:r>
       <w:r>
         <w:t xml:space="preserve"> </w:t>
@@ -1580,119 +1580,119 @@
         <w:pStyle w:val="FirstParagraph"/>
       </w:pPr>
       <w:r>
-        <w:t xml:space="preserve">SAFINA: Алексей Николаевич! Дмитрий! Добро пожаловать! Рәхим итегез! Казань вас ждала.</w:t>
-      </w:r>
-    </w:p>
-    <w:p>
-      <w:pPr>
-        <w:pStyle w:val="BodyText"/>
-      </w:pPr>
-      <w:r>
-        <w:t xml:space="preserve">ALEKSEY: Гульнара Ринатовна. Рәхим… Рәхим итегез. Я правильно сказал?</w:t>
-      </w:r>
-    </w:p>
-    <w:p>
-      <w:pPr>
-        <w:pStyle w:val="BodyText"/>
-      </w:pPr>
-      <w:r>
-        <w:t xml:space="preserve">SAFINA: Почти. Ударение — в конце. Но за попытку — спасибо. По-татарски — «рәхмәт».</w:t>
-      </w:r>
-    </w:p>
-    <w:p>
-      <w:pPr>
-        <w:pStyle w:val="BodyText"/>
-      </w:pPr>
-      <w:r>
-        <w:t xml:space="preserve">ALEKSEY: Рәхмәт. Это я запомню. Спасибо, что встретили. В семь утра.</w:t>
-      </w:r>
-    </w:p>
-    <w:p>
-      <w:pPr>
-        <w:pStyle w:val="BodyText"/>
-      </w:pPr>
-      <w:r>
-        <w:t xml:space="preserve">SAFINA: Гостя не встречают — гость теряется. Так говорила моя бабушка. Машина — там. Сначала завтрак. Потом — дела.</w:t>
-      </w:r>
-    </w:p>
-    <w:p>
-      <w:pPr>
-        <w:pStyle w:val="BodyText"/>
-      </w:pPr>
-      <w:r>
-        <w:t xml:space="preserve">DIMA: Завтрак? Мы поели в поезде. Можно сразу к делам.</w:t>
-      </w:r>
-    </w:p>
-    <w:p>
-      <w:pPr>
-        <w:pStyle w:val="BodyText"/>
-      </w:pPr>
-      <w:r>
-        <w:t xml:space="preserve">SAFINA: Дмитрий, в Казани так не начинают. Сначала чай. Эчпочмак. Чак-чак. Потом — разговор. Иначе это не гость, а курьер.</w:t>
-      </w:r>
-    </w:p>
-    <w:p>
-      <w:pPr>
-        <w:pStyle w:val="BodyText"/>
-      </w:pPr>
-      <w:r>
-        <w:t xml:space="preserve">DIMA: В Петербурге мне говорили то же самое. Только без эчпочмака.</w:t>
-      </w:r>
-    </w:p>
-    <w:p>
-      <w:pPr>
-        <w:pStyle w:val="BodyText"/>
-      </w:pPr>
-      <w:r>
-        <w:t xml:space="preserve">SAFINA: Петербург учит медленно. Казань учит вкусно. Это разница.</w:t>
-      </w:r>
-    </w:p>
-    <w:p>
-      <w:pPr>
-        <w:pStyle w:val="BodyText"/>
-      </w:pPr>
-      <w:r>
-        <w:t xml:space="preserve">ALEKSEY: Гульнара Ринатовна, вы рассказали Хайруллину про нас?</w:t>
-      </w:r>
-    </w:p>
-    <w:p>
-      <w:pPr>
-        <w:pStyle w:val="BodyText"/>
-      </w:pPr>
-      <w:r>
-        <w:t xml:space="preserve">SAFINA: Рассказала. Рустем Галимзянович — мой пациент двенадцать лет. И отец двух моих пациенток. В Казани все чьи-то пациенты.</w:t>
-      </w:r>
-    </w:p>
-    <w:p>
-      <w:pPr>
-        <w:pStyle w:val="BodyText"/>
-      </w:pPr>
-      <w:r>
-        <w:t xml:space="preserve">DIMA: А он серьёзный дистрибьютор? Или семейный?</w:t>
-      </w:r>
-    </w:p>
-    <w:p>
-      <w:pPr>
-        <w:pStyle w:val="BodyText"/>
-      </w:pPr>
-      <w:r>
-        <w:t xml:space="preserve">SAFINA: В Казани серьёзное — это и есть семейное. Двадцать два года. Сорок клиник. Склад на Вахитова.</w:t>
-      </w:r>
-    </w:p>
-    <w:p>
-      <w:pPr>
-        <w:pStyle w:val="BodyText"/>
-      </w:pPr>
-      <w:r>
-        <w:t xml:space="preserve">ALEKSEY: Встреча — сегодня в одиннадцать?</w:t>
-      </w:r>
-    </w:p>
-    <w:p>
-      <w:pPr>
-        <w:pStyle w:val="BodyText"/>
-      </w:pPr>
-      <w:r>
-        <w:t xml:space="preserve">SAFINA: Сегодня — в одиннадцать. Завтра — нет. Завтра пятница. До трёх он в мечети и дома. Вы знали?</w:t>
+        <w:t xml:space="preserve">SAFINA: Алексей Николаевич! Дмитрий! Добро пожаловать! Рәхим итегез! Казань вас уже давно ждала.</w:t>
+      </w:r>
+    </w:p>
+    <w:p>
+      <w:pPr>
+        <w:pStyle w:val="BodyText"/>
+      </w:pPr>
+      <w:r>
+        <w:t xml:space="preserve">ALEKSEY: Гульнара Ринатовна, здравствуйте. Рәхим… Рәхим итегез. Я правильно сказал или опять всё перепутал?</w:t>
+      </w:r>
+    </w:p>
+    <w:p>
+      <w:pPr>
+        <w:pStyle w:val="BodyText"/>
+      </w:pPr>
+      <w:r>
+        <w:t xml:space="preserve">SAFINA: Почти правильно, только ударение в конце. Но за попытку спасибо, а «спасибо» по-татарски будет «рәхмәт».</w:t>
+      </w:r>
+    </w:p>
+    <w:p>
+      <w:pPr>
+        <w:pStyle w:val="BodyText"/>
+      </w:pPr>
+      <w:r>
+        <w:t xml:space="preserve">ALEKSEY: Рәхмәт. Это слово я точно запомню. Спасибо, что встретили нас в семь утра.</w:t>
+      </w:r>
+    </w:p>
+    <w:p>
+      <w:pPr>
+        <w:pStyle w:val="BodyText"/>
+      </w:pPr>
+      <w:r>
+        <w:t xml:space="preserve">SAFINA: Если гостя не встречают, гость теряется — так говорила моя бабушка. Машина вон там. Сначала завтрак, а потом уже дела.</w:t>
+      </w:r>
+    </w:p>
+    <w:p>
+      <w:pPr>
+        <w:pStyle w:val="BodyText"/>
+      </w:pPr>
+      <w:r>
+        <w:t xml:space="preserve">DIMA: Завтрак? Но мы уже поели в поезде, так что можно сразу переходить к делам.</w:t>
+      </w:r>
+    </w:p>
+    <w:p>
+      <w:pPr>
+        <w:pStyle w:val="BodyText"/>
+      </w:pPr>
+      <w:r>
+        <w:t xml:space="preserve">SAFINA: Дмитрий, в Казани так не начинают. Сначала чай, эчпочмак и чак-чак, а потом уже разговор. Иначе это не гость, а курьер.</w:t>
+      </w:r>
+    </w:p>
+    <w:p>
+      <w:pPr>
+        <w:pStyle w:val="BodyText"/>
+      </w:pPr>
+      <w:r>
+        <w:t xml:space="preserve">DIMA: В Петербурге мне говорили почти то же самое, только без эчпочмака.</w:t>
+      </w:r>
+    </w:p>
+    <w:p>
+      <w:pPr>
+        <w:pStyle w:val="BodyText"/>
+      </w:pPr>
+      <w:r>
+        <w:t xml:space="preserve">SAFINA: Петербург учит медленно, а Казань учит вкусно, и в этом вся разница.</w:t>
+      </w:r>
+    </w:p>
+    <w:p>
+      <w:pPr>
+        <w:pStyle w:val="BodyText"/>
+      </w:pPr>
+      <w:r>
+        <w:t xml:space="preserve">ALEKSEY: Гульнара Ринатовна, вы уже рассказали Хайруллину про нас и про нашу компанию?</w:t>
+      </w:r>
+    </w:p>
+    <w:p>
+      <w:pPr>
+        <w:pStyle w:val="BodyText"/>
+      </w:pPr>
+      <w:r>
+        <w:t xml:space="preserve">SAFINA: Рассказала. Рустем Галимзянович — мой пациент уже двенадцать лет, а ещё отец двух моих пациенток. В Казани все чьи-то пациенты.</w:t>
+      </w:r>
+    </w:p>
+    <w:p>
+      <w:pPr>
+        <w:pStyle w:val="BodyText"/>
+      </w:pPr>
+      <w:r>
+        <w:t xml:space="preserve">DIMA: А он серьёзный дистрибьютор или скорее семейный бизнес?</w:t>
+      </w:r>
+    </w:p>
+    <w:p>
+      <w:pPr>
+        <w:pStyle w:val="BodyText"/>
+      </w:pPr>
+      <w:r>
+        <w:t xml:space="preserve">SAFINA: В Казани серьёзное — это и есть семейное. У него двадцать два года работы, сорок клиник и склад на Вахитова.</w:t>
+      </w:r>
+    </w:p>
+    <w:p>
+      <w:pPr>
+        <w:pStyle w:val="BodyText"/>
+      </w:pPr>
+      <w:r>
+        <w:t xml:space="preserve">ALEKSEY: Встреча у нас сегодня в одиннадцать, я правильно помню?</w:t>
+      </w:r>
+    </w:p>
+    <w:p>
+      <w:pPr>
+        <w:pStyle w:val="BodyText"/>
+      </w:pPr>
+      <w:r>
+        <w:t xml:space="preserve">SAFINA: Сегодня в одиннадцать, а завтра нельзя, потому что завтра пятница, и до трёх он в мечети и дома. Вы об этом знали?</w:t>
       </w:r>
     </w:p>
     <w:bookmarkEnd w:id="21"/>
@@ -1710,279 +1710,279 @@
         <w:pStyle w:val="FirstParagraph"/>
       </w:pPr>
       <w:r>
-        <w:t xml:space="preserve">RUSTEM: Ассаляму алейкум. Добрый день. Проходите. Обувь можно не снимать. Это офис, не дом.</w:t>
-      </w:r>
-    </w:p>
-    <w:p>
-      <w:pPr>
-        <w:pStyle w:val="BodyText"/>
-      </w:pPr>
-      <w:r>
-        <w:t xml:space="preserve">ALEKSEY: Добрый день, Рустем Галимзянович. Спасибо, что приняли. Я хотел начать с одного вопроса.</w:t>
-      </w:r>
-    </w:p>
-    <w:p>
-      <w:pPr>
-        <w:pStyle w:val="BodyText"/>
-      </w:pPr>
-      <w:r>
-        <w:t xml:space="preserve">RUSTEM: С вопроса? Нет. С чая. Айдар, принеси чай. Это мой сын. Двадцать шесть лет. Учился в Лондоне. Вернулся.</w:t>
-      </w:r>
-    </w:p>
-    <w:p>
-      <w:pPr>
-        <w:pStyle w:val="BodyText"/>
-      </w:pPr>
-      <w:r>
-        <w:t xml:space="preserve">AIDAR: Здравствуйте. Чай — сейчас. С чабрецом. Папа пьёт только с чабрецом.</w:t>
-      </w:r>
-    </w:p>
-    <w:p>
-      <w:pPr>
-        <w:pStyle w:val="BodyText"/>
-      </w:pPr>
-      <w:r>
-        <w:t xml:space="preserve">DIMA: В Лондоне? Наш Кирилл тоже учился в Лондоне.</w:t>
-      </w:r>
-    </w:p>
-    <w:p>
-      <w:pPr>
-        <w:pStyle w:val="BodyText"/>
-      </w:pPr>
-      <w:r>
-        <w:t xml:space="preserve">AIDAR: Экономика. Два года. Может, мы с ним встречались. Лондон маленький.</w:t>
-      </w:r>
-    </w:p>
-    <w:p>
-      <w:pPr>
-        <w:pStyle w:val="BodyText"/>
-      </w:pPr>
-      <w:r>
-        <w:t xml:space="preserve">RUSTEM: Айдар, не хвастайся Лондоном. Садитесь. Чай. Первая чашка — для знакомства.</w:t>
-      </w:r>
-    </w:p>
-    <w:p>
-      <w:pPr>
-        <w:pStyle w:val="BodyText"/>
-      </w:pPr>
-      <w:r>
-        <w:t xml:space="preserve">ALEKSEY: Для знакомства. Хорошо. Я Алексей. Мне тридцать… семь. Отец — инженер из Тулы. Бабушка — фельдшер в деревне.</w:t>
-      </w:r>
-    </w:p>
-    <w:p>
-      <w:pPr>
-        <w:pStyle w:val="BodyText"/>
-      </w:pPr>
-      <w:r>
-        <w:t xml:space="preserve">RUSTEM: Фельдшер. Моя мама тоже была фельдшером. В Арском районе. Сорок лет. Одна на три деревни.</w:t>
-      </w:r>
-    </w:p>
-    <w:p>
-      <w:pPr>
-        <w:pStyle w:val="BodyText"/>
-      </w:pPr>
-      <w:r>
-        <w:t xml:space="preserve">ALEKSEY: Одна на четыре — у моей. Сорок лет. И картонка над дверью.</w:t>
-      </w:r>
-    </w:p>
-    <w:p>
-      <w:pPr>
-        <w:pStyle w:val="BodyText"/>
-      </w:pPr>
-      <w:r>
-        <w:t xml:space="preserve">SAFINA: Я принесла газету. Рустем Галимзянович читал её два раза.</w:t>
-      </w:r>
-    </w:p>
-    <w:p>
-      <w:pPr>
-        <w:pStyle w:val="BodyText"/>
-      </w:pPr>
-      <w:r>
-        <w:t xml:space="preserve">RUSTEM: Картонку я видел. В газете. Гульнара принесла. Поэтому вы здесь. Вторая чашка — для дела.</w:t>
-      </w:r>
-    </w:p>
-    <w:p>
-      <w:pPr>
-        <w:pStyle w:val="BodyText"/>
-      </w:pPr>
-      <w:r>
-        <w:t xml:space="preserve">DIMA: Вторая — для дела? А третья?</w:t>
-      </w:r>
-    </w:p>
-    <w:p>
-      <w:pPr>
-        <w:pStyle w:val="BodyText"/>
-      </w:pPr>
-      <w:r>
-        <w:t xml:space="preserve">RUSTEM: Третья — для решения. Но не сегодня. В Казани решают после третьего чая. А третий чай бывает только на третий день. Кто торопится к третьей чашке, тот обычно уезжает без неё.</w:t>
-      </w:r>
-    </w:p>
-    <w:p>
-      <w:pPr>
-        <w:pStyle w:val="BodyText"/>
-      </w:pPr>
-      <w:r>
-        <w:t xml:space="preserve">ALEKSEY: Тогда — дело. Мы ищем партнёра в Татарстане. Одного. С журналом температуры, с клиникой для обучения, с дежурным врачом на линии. И без серого товара — ни сейчас, ни в прошлом, ни у родственников.</w:t>
-      </w:r>
-    </w:p>
-    <w:p>
-      <w:pPr>
-        <w:pStyle w:val="BodyText"/>
-      </w:pPr>
-      <w:r>
-        <w:t xml:space="preserve">RUSTEM: Журнал есть. Двадцать два года. Айдар перевёл его в компьютер. Два месяца сидел.</w:t>
-      </w:r>
-    </w:p>
-    <w:p>
-      <w:pPr>
-        <w:pStyle w:val="BodyText"/>
-      </w:pPr>
-      <w:r>
-        <w:t xml:space="preserve">AIDAR: Два месяца. Папа писал от руки. Иногда по-татарски. Я переводил.</w:t>
-      </w:r>
-    </w:p>
-    <w:p>
-      <w:pPr>
-        <w:pStyle w:val="BodyText"/>
-      </w:pPr>
-      <w:r>
-        <w:t xml:space="preserve">ALEKSEY: По-татарски? Журнал температуры?</w:t>
-      </w:r>
-    </w:p>
-    <w:p>
-      <w:pPr>
-        <w:pStyle w:val="BodyText"/>
-      </w:pPr>
-      <w:r>
-        <w:t xml:space="preserve">RUSTEM: Когда в девяносто восьмом было плохо, я писал по-татарски. Чтобы никто не читал, кроме меня. Ни налоговая, ни бандиты, ни жена. Цифры — те же. Слова — мои. Иногда там написано, что я боюсь.</w:t>
-      </w:r>
-    </w:p>
-    <w:p>
-      <w:pPr>
-        <w:pStyle w:val="BodyText"/>
-      </w:pPr>
-      <w:r>
-        <w:t xml:space="preserve">DIMA: Девяносто восьмой. У нас есть инвестор. Он тоже всё помнит про девяносто восьмой.</w:t>
-      </w:r>
-    </w:p>
-    <w:p>
-      <w:pPr>
-        <w:pStyle w:val="BodyText"/>
-      </w:pPr>
-      <w:r>
-        <w:t xml:space="preserve">AIDAR: Папа, ты опять про девяносто восьмой.</w:t>
-      </w:r>
-    </w:p>
-    <w:p>
-      <w:pPr>
-        <w:pStyle w:val="BodyText"/>
-      </w:pPr>
-      <w:r>
-        <w:t xml:space="preserve">RUSTEM: Все помнят. Я тогда возил лекарства на «Жигулях». Из Москвы в Казань. Ночью. С термосом льда в багажнике.</w:t>
-      </w:r>
-    </w:p>
-    <w:p>
-      <w:pPr>
-        <w:pStyle w:val="BodyText"/>
-      </w:pPr>
-      <w:r>
-        <w:t xml:space="preserve">ALEKSEY: Термос со льдом. Это и был холодильник?</w:t>
-      </w:r>
-    </w:p>
-    <w:p>
-      <w:pPr>
-        <w:pStyle w:val="BodyText"/>
-      </w:pPr>
-      <w:r>
-        <w:t xml:space="preserve">RUSTEM: Это и был холодильник. Термометр на верёвке. Я останавливался каждые сто километров и проверял. Записывал. Так появился журнал.</w:t>
-      </w:r>
-    </w:p>
-    <w:p>
-      <w:pPr>
-        <w:pStyle w:val="BodyText"/>
-      </w:pPr>
-      <w:r>
-        <w:t xml:space="preserve">SAFINA: Рустем Галимзянович рассказывает это только тем, кому верит. Мне рассказал на десятый год.</w:t>
-      </w:r>
-    </w:p>
-    <w:p>
-      <w:pPr>
-        <w:pStyle w:val="BodyText"/>
-      </w:pPr>
-      <w:r>
-        <w:t xml:space="preserve">AIDAR: Мне он рассказал на двадцатый год. Когда я вернулся из Лондона.</w:t>
-      </w:r>
-    </w:p>
-    <w:p>
-      <w:pPr>
-        <w:pStyle w:val="BodyText"/>
-      </w:pPr>
-      <w:r>
-        <w:t xml:space="preserve">RUSTEM: Гульнара, не выдавай мои секреты. Айдар, третью чашку не наливай. Рано.</w:t>
-      </w:r>
-    </w:p>
-    <w:p>
-      <w:pPr>
-        <w:pStyle w:val="BodyText"/>
-      </w:pPr>
-      <w:r>
-        <w:t xml:space="preserve">ALEKSEY: Клиника для обучения? У вас есть?</w:t>
-      </w:r>
-    </w:p>
-    <w:p>
-      <w:pPr>
-        <w:pStyle w:val="BodyText"/>
-      </w:pPr>
-      <w:r>
-        <w:t xml:space="preserve">SAFINA: Есть. Моя. И кафедра в медицинском университете. Моя учительница. Профессор Зарипова. Завтра — она вас ждёт.</w:t>
-      </w:r>
-    </w:p>
-    <w:p>
-      <w:pPr>
-        <w:pStyle w:val="BodyText"/>
-      </w:pPr>
-      <w:r>
-        <w:t xml:space="preserve">ALEKSEY: Завтра пятница. Утро — можно?</w:t>
-      </w:r>
-    </w:p>
-    <w:p>
-      <w:pPr>
-        <w:pStyle w:val="BodyText"/>
-      </w:pPr>
-      <w:r>
-        <w:t xml:space="preserve">RUSTEM: Утро можно. До двенадцати. Потом я — в мечеть. Вы знали?</w:t>
-      </w:r>
-    </w:p>
-    <w:p>
-      <w:pPr>
-        <w:pStyle w:val="BodyText"/>
-      </w:pPr>
-      <w:r>
-        <w:t xml:space="preserve">ALEKSEY: Знаю. Мне сказали. Поэтому в пятницу мы с вами не встречаемся. Только в субботу.</w:t>
-      </w:r>
-    </w:p>
-    <w:p>
-      <w:pPr>
-        <w:pStyle w:val="BodyText"/>
-      </w:pPr>
-      <w:r>
-        <w:t xml:space="preserve">RUSTEM: В субботу. Хорошо. Вы — первый москвич, который сам это спросил. Обычно мне звонят в пятницу в час дня, а потом обижаются, что я не беру трубку. И пишут, что в Казани медленно работают.</w:t>
-      </w:r>
-    </w:p>
-    <w:p>
-      <w:pPr>
-        <w:pStyle w:val="BodyText"/>
-      </w:pPr>
-      <w:r>
-        <w:t xml:space="preserve">ALEKSEY: Наш инвестор сказал: в регионах не отвечают на звонки по пятницам. Я не знал почему. Теперь знаю.</w:t>
-      </w:r>
-    </w:p>
-    <w:p>
-      <w:pPr>
-        <w:pStyle w:val="BodyText"/>
-      </w:pPr>
-      <w:r>
-        <w:t xml:space="preserve">RUSTEM: Ваш инвестор умный человек. Передайте ему: «Рәхмәт». Он поймёт.</w:t>
+        <w:t xml:space="preserve">RUSTEM: Ассаляму алейкум, добрый день. Проходите, обувь можно не снимать, ведь это офис, а не дом.</w:t>
+      </w:r>
+    </w:p>
+    <w:p>
+      <w:pPr>
+        <w:pStyle w:val="BodyText"/>
+      </w:pPr>
+      <w:r>
+        <w:t xml:space="preserve">ALEKSEY: Добрый день, Рустем Галимзянович. Спасибо, что приняли нас. Я хотел бы начать с одного вопроса.</w:t>
+      </w:r>
+    </w:p>
+    <w:p>
+      <w:pPr>
+        <w:pStyle w:val="BodyText"/>
+      </w:pPr>
+      <w:r>
+        <w:t xml:space="preserve">RUSTEM: С вопроса? Нет, с чая. Айдар, принеси чай. Это мой сын, ему двадцать шесть, он учился в Лондоне и вернулся домой.</w:t>
+      </w:r>
+    </w:p>
+    <w:p>
+      <w:pPr>
+        <w:pStyle w:val="BodyText"/>
+      </w:pPr>
+      <w:r>
+        <w:t xml:space="preserve">AIDAR: Здравствуйте. Чай будет сейчас, с чабрецом, потому что папа пьёт только с чабрецом.</w:t>
+      </w:r>
+    </w:p>
+    <w:p>
+      <w:pPr>
+        <w:pStyle w:val="BodyText"/>
+      </w:pPr>
+      <w:r>
+        <w:t xml:space="preserve">DIMA: В Лондоне? Наш Кирилл тоже учился в Лондоне, вот совпадение.</w:t>
+      </w:r>
+    </w:p>
+    <w:p>
+      <w:pPr>
+        <w:pStyle w:val="BodyText"/>
+      </w:pPr>
+      <w:r>
+        <w:t xml:space="preserve">AIDAR: Я изучал там экономику два года. Может быть, мы с ним даже встречались, ведь Лондон маленький.</w:t>
+      </w:r>
+    </w:p>
+    <w:p>
+      <w:pPr>
+        <w:pStyle w:val="BodyText"/>
+      </w:pPr>
+      <w:r>
+        <w:t xml:space="preserve">RUSTEM: Айдар, не хвастайся Лондоном. Садитесь, пейте чай. Первая чашка — для знакомства.</w:t>
+      </w:r>
+    </w:p>
+    <w:p>
+      <w:pPr>
+        <w:pStyle w:val="BodyText"/>
+      </w:pPr>
+      <w:r>
+        <w:t xml:space="preserve">ALEKSEY: Для знакомства, хорошо. Я Алексей, мне тридцать… семь. Мой отец — инженер из Тулы, а бабушка была фельдшером в деревне.</w:t>
+      </w:r>
+    </w:p>
+    <w:p>
+      <w:pPr>
+        <w:pStyle w:val="BodyText"/>
+      </w:pPr>
+      <w:r>
+        <w:t xml:space="preserve">RUSTEM: Фельдшер… Моя мама тоже была фельдшером в Арском районе сорок лет, одна на три деревни.</w:t>
+      </w:r>
+    </w:p>
+    <w:p>
+      <w:pPr>
+        <w:pStyle w:val="BodyText"/>
+      </w:pPr>
+      <w:r>
+        <w:t xml:space="preserve">ALEKSEY: А моя бабушка была одна на четыре деревни, тоже сорок лет. И у неё над дверью висела картонка.</w:t>
+      </w:r>
+    </w:p>
+    <w:p>
+      <w:pPr>
+        <w:pStyle w:val="BodyText"/>
+      </w:pPr>
+      <w:r>
+        <w:t xml:space="preserve">SAFINA: Я принесла газету с той статьёй, и Рустем Галимзянович прочитал её два раза.</w:t>
+      </w:r>
+    </w:p>
+    <w:p>
+      <w:pPr>
+        <w:pStyle w:val="BodyText"/>
+      </w:pPr>
+      <w:r>
+        <w:t xml:space="preserve">RUSTEM: Картонку я видел в газете, которую принесла Гульнара, и поэтому вы здесь. А вторая чашка — для дела.</w:t>
+      </w:r>
+    </w:p>
+    <w:p>
+      <w:pPr>
+        <w:pStyle w:val="BodyText"/>
+      </w:pPr>
+      <w:r>
+        <w:t xml:space="preserve">DIMA: Вторая чашка для дела? А третья тогда для чего?</w:t>
+      </w:r>
+    </w:p>
+    <w:p>
+      <w:pPr>
+        <w:pStyle w:val="BodyText"/>
+      </w:pPr>
+      <w:r>
+        <w:t xml:space="preserve">RUSTEM: Третья — для решения, но не сегодня. В Казани решают после третьего чая, а третий чай бывает только на третий день. Кто торопится к третьей чашке, тот обычно уезжает без неё и потом долго не понимает, что сделал не так.</w:t>
+      </w:r>
+    </w:p>
+    <w:p>
+      <w:pPr>
+        <w:pStyle w:val="BodyText"/>
+      </w:pPr>
+      <w:r>
+        <w:t xml:space="preserve">ALEKSEY: Тогда давайте о деле. Мы ищем партнёра в Татарстане, только одного: с журналом температуры, с клиникой для обучения и с дежурным врачом на линии. И без серого товара — ни сейчас, ни в прошлом, ни у родственников. Это для нас главное условие.</w:t>
+      </w:r>
+    </w:p>
+    <w:p>
+      <w:pPr>
+        <w:pStyle w:val="BodyText"/>
+      </w:pPr>
+      <w:r>
+        <w:t xml:space="preserve">RUSTEM: Журнал у меня есть, и ведётся он двадцать два года. Айдар перевёл его в компьютер, два месяца над ним сидел.</w:t>
+      </w:r>
+    </w:p>
+    <w:p>
+      <w:pPr>
+        <w:pStyle w:val="BodyText"/>
+      </w:pPr>
+      <w:r>
+        <w:t xml:space="preserve">AIDAR: Да, два месяца, потому что папа писал от руки, а иногда даже по-татарски, и мне приходилось переводить.</w:t>
+      </w:r>
+    </w:p>
+    <w:p>
+      <w:pPr>
+        <w:pStyle w:val="BodyText"/>
+      </w:pPr>
+      <w:r>
+        <w:t xml:space="preserve">ALEKSEY: По-татарски? Вы вели журнал температуры на татарском языке?</w:t>
+      </w:r>
+    </w:p>
+    <w:p>
+      <w:pPr>
+        <w:pStyle w:val="BodyText"/>
+      </w:pPr>
+      <w:r>
+        <w:t xml:space="preserve">RUSTEM: Когда в девяносто восьмом было плохо, я писал по-татарски, чтобы никто не читал, кроме меня: ни налоговая, ни бандиты, ни жена. Цифры там те же, а слова мои. И иногда там написано, что я боюсь, потому что тогда мне действительно было страшно.</w:t>
+      </w:r>
+    </w:p>
+    <w:p>
+      <w:pPr>
+        <w:pStyle w:val="BodyText"/>
+      </w:pPr>
+      <w:r>
+        <w:t xml:space="preserve">DIMA: Девяносто восьмой… У нас есть инвестор, который тоже всё помнит про девяносто восьмой год.</w:t>
+      </w:r>
+    </w:p>
+    <w:p>
+      <w:pPr>
+        <w:pStyle w:val="BodyText"/>
+      </w:pPr>
+      <w:r>
+        <w:t xml:space="preserve">AIDAR: Папа, ну вот, ты опять рассказываешь про девяносто восьмой.</w:t>
+      </w:r>
+    </w:p>
+    <w:p>
+      <w:pPr>
+        <w:pStyle w:val="BodyText"/>
+      </w:pPr>
+      <w:r>
+        <w:t xml:space="preserve">RUSTEM: Его все помнят. Я тогда возил лекарства на «Жигулях» из Москвы в Казань, ночью, с термосом льда в багажнике.</w:t>
+      </w:r>
+    </w:p>
+    <w:p>
+      <w:pPr>
+        <w:pStyle w:val="BodyText"/>
+      </w:pPr>
+      <w:r>
+        <w:t xml:space="preserve">ALEKSEY: Термос со льдом? И это был весь ваш холодильник?</w:t>
+      </w:r>
+    </w:p>
+    <w:p>
+      <w:pPr>
+        <w:pStyle w:val="BodyText"/>
+      </w:pPr>
+      <w:r>
+        <w:t xml:space="preserve">RUSTEM: Это и был холодильник, а термометр висел на верёвке. Я останавливался каждые сто километров, проверял и записывал, и так появился журнал.</w:t>
+      </w:r>
+    </w:p>
+    <w:p>
+      <w:pPr>
+        <w:pStyle w:val="BodyText"/>
+      </w:pPr>
+      <w:r>
+        <w:t xml:space="preserve">SAFINA: Рустем Галимзянович рассказывает это только тем, кому верит. Мне он рассказал на десятый год знакомства.</w:t>
+      </w:r>
+    </w:p>
+    <w:p>
+      <w:pPr>
+        <w:pStyle w:val="BodyText"/>
+      </w:pPr>
+      <w:r>
+        <w:t xml:space="preserve">AIDAR: А мне он рассказал только на двадцатый год, когда я вернулся из Лондона.</w:t>
+      </w:r>
+    </w:p>
+    <w:p>
+      <w:pPr>
+        <w:pStyle w:val="BodyText"/>
+      </w:pPr>
+      <w:r>
+        <w:t xml:space="preserve">RUSTEM: Гульнара, не выдавай мои секреты. Айдар, третью чашку пока не наливай, ещё рано.</w:t>
+      </w:r>
+    </w:p>
+    <w:p>
+      <w:pPr>
+        <w:pStyle w:val="BodyText"/>
+      </w:pPr>
+      <w:r>
+        <w:t xml:space="preserve">ALEKSEY: А клиника для обучения у вас есть? Это для нас очень важно.</w:t>
+      </w:r>
+    </w:p>
+    <w:p>
+      <w:pPr>
+        <w:pStyle w:val="BodyText"/>
+      </w:pPr>
+      <w:r>
+        <w:t xml:space="preserve">SAFINA: Есть, моя. И ещё есть кафедра в медицинском университете, где работает моя учительница, профессор Зарипова. Она ждёт вас завтра.</w:t>
+      </w:r>
+    </w:p>
+    <w:p>
+      <w:pPr>
+        <w:pStyle w:val="BodyText"/>
+      </w:pPr>
+      <w:r>
+        <w:t xml:space="preserve">ALEKSEY: Но завтра пятница. Утром встретиться можно, как вы думаете?</w:t>
+      </w:r>
+    </w:p>
+    <w:p>
+      <w:pPr>
+        <w:pStyle w:val="BodyText"/>
+      </w:pPr>
+      <w:r>
+        <w:t xml:space="preserve">RUSTEM: Утром можно, но только до двенадцати, потому что потом я иду в мечеть. Вы знали об этом?</w:t>
+      </w:r>
+    </w:p>
+    <w:p>
+      <w:pPr>
+        <w:pStyle w:val="BodyText"/>
+      </w:pPr>
+      <w:r>
+        <w:t xml:space="preserve">ALEKSEY: Знаю, мне сказали заранее. Поэтому в пятницу мы с вами не встречаемся, а только в субботу.</w:t>
+      </w:r>
+    </w:p>
+    <w:p>
+      <w:pPr>
+        <w:pStyle w:val="BodyText"/>
+      </w:pPr>
+      <w:r>
+        <w:t xml:space="preserve">RUSTEM: В субботу, хорошо. Вы первый москвич, который сам об этом спросил. Обычно мне звонят в пятницу в час дня, а потом обижаются, что я не беру трубку, и пишут в интернете, что в Казани медленно работают.</w:t>
+      </w:r>
+    </w:p>
+    <w:p>
+      <w:pPr>
+        <w:pStyle w:val="BodyText"/>
+      </w:pPr>
+      <w:r>
+        <w:t xml:space="preserve">ALEKSEY: Наш инвестор сказал, что в регионах не отвечают на звонки по пятницам. Я не знал почему, а теперь знаю.</w:t>
+      </w:r>
+    </w:p>
+    <w:p>
+      <w:pPr>
+        <w:pStyle w:val="BodyText"/>
+      </w:pPr>
+      <w:r>
+        <w:t xml:space="preserve">RUSTEM: Ваш инвестор умный человек. Передайте ему от меня «Рәхмәт», и он всё поймёт.</w:t>
       </w:r>
     </w:p>
     <w:bookmarkEnd w:id="22"/>
@@ -2000,191 +2000,191 @@
         <w:pStyle w:val="FirstParagraph"/>
       </w:pPr>
       <w:r>
-        <w:t xml:space="preserve">ZARIPOVA: Садитесь. Гульнара Ринатовна — моя студентка. Двадцать лет назад. Лучшая. Самая упрямая.</w:t>
-      </w:r>
-    </w:p>
-    <w:p>
-      <w:pPr>
-        <w:pStyle w:val="BodyText"/>
-      </w:pPr>
-      <w:r>
-        <w:t xml:space="preserve">SAFINA: Альфия Рашитовна, я не упрямая. Я последовательная.</w:t>
-      </w:r>
-    </w:p>
-    <w:p>
-      <w:pPr>
-        <w:pStyle w:val="BodyText"/>
-      </w:pPr>
-      <w:r>
-        <w:t xml:space="preserve">ZARIPOVA: Последовательная. Это упрямство, которому дали диплом. Итак. Вы хотите учить казанских врачей.</w:t>
-      </w:r>
-    </w:p>
-    <w:p>
-      <w:pPr>
-        <w:pStyle w:val="BodyText"/>
-      </w:pPr>
-      <w:r>
-        <w:t xml:space="preserve">ALEKSEY: Хотим. Вместе с вами. Не вместо.</w:t>
-      </w:r>
-    </w:p>
-    <w:p>
-      <w:pPr>
-        <w:pStyle w:val="BodyText"/>
-      </w:pPr>
-      <w:r>
-        <w:t xml:space="preserve">ZARIPOVA: Вместе. Хорошо. Тогда мой вопрос. У нас в Казани три типа врачей. Те, кто учился здесь. Те, кто учился в Москве. И те, кто учился по видео. Кого вы будете учить?</w:t>
-      </w:r>
-    </w:p>
-    <w:p>
-      <w:pPr>
-        <w:pStyle w:val="BodyText"/>
-      </w:pPr>
-      <w:r>
-        <w:t xml:space="preserve">DIMA: Всех. Шесть модулей и экзамен. Для всех одинаково.</w:t>
-      </w:r>
-    </w:p>
-    <w:p>
-      <w:pPr>
-        <w:pStyle w:val="BodyText"/>
-      </w:pPr>
-      <w:r>
-        <w:t xml:space="preserve">ZARIPOVA: Одинаково — неправильно. Наш выпускник знает анатомию лучше москвича. Но боится сказать «нет» пациентке. Москвич говорит «нет» легко, а анатомию помнит хуже. А «видео» не знает ни того, ни другого. Это три разных урока.</w:t>
-      </w:r>
-    </w:p>
-    <w:p>
-      <w:pPr>
-        <w:pStyle w:val="BodyText"/>
-      </w:pPr>
-      <w:r>
-        <w:t xml:space="preserve">ALEKSEY: Тогда экзамен — одинаковый. А подготовка — разная.</w:t>
-      </w:r>
-    </w:p>
-    <w:p>
-      <w:pPr>
-        <w:pStyle w:val="BodyText"/>
-      </w:pPr>
-      <w:r>
-        <w:t xml:space="preserve">ZARIPOVA: Вот. Это правильный ответ. Вы быстро учитесь.</w:t>
-      </w:r>
-    </w:p>
-    <w:p>
-      <w:pPr>
-        <w:pStyle w:val="BodyText"/>
-      </w:pPr>
-      <w:r>
-        <w:t xml:space="preserve">SAFINA: Альфия Рашитовна всем говорит «вы быстро учитесь». А потом ставит тройку.</w:t>
-      </w:r>
-    </w:p>
-    <w:p>
-      <w:pPr>
-        <w:pStyle w:val="BodyText"/>
-      </w:pPr>
-      <w:r>
-        <w:t xml:space="preserve">ZARIPOVA: Гульнара, не мешай. Второй вопрос. На каком языке учебник?</w:t>
-      </w:r>
-    </w:p>
-    <w:p>
-      <w:pPr>
-        <w:pStyle w:val="BodyText"/>
-      </w:pPr>
-      <w:r>
-        <w:t xml:space="preserve">ALEKSEY: На русском. И корейский оригинал.</w:t>
-      </w:r>
-    </w:p>
-    <w:p>
-      <w:pPr>
-        <w:pStyle w:val="BodyText"/>
-      </w:pPr>
-      <w:r>
-        <w:t xml:space="preserve">ZARIPOVA: А пациентки? У нас половина пациенток из районов. Многие лучше понимают по-татарски. Особенно бабушки, которые приходят с внучками.</w:t>
-      </w:r>
-    </w:p>
-    <w:p>
-      <w:pPr>
-        <w:pStyle w:val="BodyText"/>
-      </w:pPr>
-      <w:r>
-        <w:t xml:space="preserve">DIMA: Анкета пациента — на татарском? Это возможно?</w:t>
-      </w:r>
-    </w:p>
-    <w:p>
-      <w:pPr>
-        <w:pStyle w:val="BodyText"/>
-      </w:pPr>
-      <w:r>
-        <w:t xml:space="preserve">SAFINA: Возможно. Я переведу. За неделю. Вопрос Вероники тоже — по-татарски.</w:t>
-      </w:r>
-    </w:p>
-    <w:p>
-      <w:pPr>
-        <w:pStyle w:val="BodyText"/>
-      </w:pPr>
-      <w:r>
-        <w:t xml:space="preserve">ALEKSEY: Вопрос Вероники. Про аутоиммунные. Вы знаете эту историю?</w:t>
-      </w:r>
-    </w:p>
-    <w:p>
-      <w:pPr>
-        <w:pStyle w:val="BodyText"/>
-      </w:pPr>
-      <w:r>
-        <w:t xml:space="preserve">SAFINA: Знаю. Ваша Корнилова рассказывала на курсе. Я с тех пор спрашиваю каждую пациентку. На двух языках.</w:t>
-      </w:r>
-    </w:p>
-    <w:p>
-      <w:pPr>
-        <w:pStyle w:val="BodyText"/>
-      </w:pPr>
-      <w:r>
-        <w:t xml:space="preserve">ZARIPOVA: Вот видите. Вы учили Гульнару. Теперь Гульнара научит вас. Так и бывает в Казани.</w:t>
-      </w:r>
-    </w:p>
-    <w:p>
-      <w:pPr>
-        <w:pStyle w:val="BodyText"/>
-      </w:pPr>
-      <w:r>
-        <w:t xml:space="preserve">SAFINA: Я училась у вас двадцать лет назад. Теперь — у них. Это не стыдно.</w:t>
-      </w:r>
-    </w:p>
-    <w:p>
-      <w:pPr>
-        <w:pStyle w:val="BodyText"/>
-      </w:pPr>
-      <w:r>
-        <w:t xml:space="preserve">DIMA: Альфия Рашитовна, вы сказали «три типа врачей». А мастера?</w:t>
-      </w:r>
-    </w:p>
-    <w:p>
-      <w:pPr>
-        <w:pStyle w:val="BodyText"/>
-      </w:pPr>
-      <w:r>
-        <w:t xml:space="preserve">ZARIPOVA: Мастера — это не врачи. Это моя головная боль. В Казани их много. Особенно после того канала. Казань была второй по продажам у этой Кристины. Я знаю, потому что лечила последствия вместе с Гульнарой.</w:t>
-      </w:r>
-    </w:p>
-    <w:p>
-      <w:pPr>
-        <w:pStyle w:val="BodyText"/>
-      </w:pPr>
-      <w:r>
-        <w:t xml:space="preserve">ALEKSEY: Кристина теперь учит мастеров видеть беду. Не колоть — видеть.</w:t>
-      </w:r>
-    </w:p>
-    <w:p>
-      <w:pPr>
-        <w:pStyle w:val="BodyText"/>
-      </w:pPr>
-      <w:r>
-        <w:t xml:space="preserve">ZARIPOVA: Видела ролик. Не верила. Пусть приедет. Я посмотрю на неё. Если она честная — моя кафедра даст ей аудиторию.</w:t>
-      </w:r>
-    </w:p>
-    <w:p>
-      <w:pPr>
-        <w:pStyle w:val="BodyText"/>
-      </w:pPr>
-      <w:r>
-        <w:t xml:space="preserve">SAFINA: Альфия Рашитовна, это значит «да»?</w:t>
+        <w:t xml:space="preserve">ZARIPOVA: Садитесь. Гульнара Ринатовна была моей студенткой двадцать лет назад, лучшей и самой упрямой.</w:t>
+      </w:r>
+    </w:p>
+    <w:p>
+      <w:pPr>
+        <w:pStyle w:val="BodyText"/>
+      </w:pPr>
+      <w:r>
+        <w:t xml:space="preserve">SAFINA: Альфия Рашитовна, я не упрямая, я просто последовательная, это разные вещи.</w:t>
+      </w:r>
+    </w:p>
+    <w:p>
+      <w:pPr>
+        <w:pStyle w:val="BodyText"/>
+      </w:pPr>
+      <w:r>
+        <w:t xml:space="preserve">ZARIPOVA: Последовательность — это упрямство, которому дали диплом. Итак, вы хотите учить казанских врачей.</w:t>
+      </w:r>
+    </w:p>
+    <w:p>
+      <w:pPr>
+        <w:pStyle w:val="BodyText"/>
+      </w:pPr>
+      <w:r>
+        <w:t xml:space="preserve">ALEKSEY: Хотим, но вместе с вами, а не вместо вас. Это важно для нас.</w:t>
+      </w:r>
+    </w:p>
+    <w:p>
+      <w:pPr>
+        <w:pStyle w:val="BodyText"/>
+      </w:pPr>
+      <w:r>
+        <w:t xml:space="preserve">ZARIPOVA: Вместе — хорошо. Тогда у меня вопрос. У нас в Казани три типа врачей: те, кто учился здесь, те, кто учился в Москве, и те, кто учился по видео. Кого же из них вы будете учить?</w:t>
+      </w:r>
+    </w:p>
+    <w:p>
+      <w:pPr>
+        <w:pStyle w:val="BodyText"/>
+      </w:pPr>
+      <w:r>
+        <w:t xml:space="preserve">DIMA: Всех. У нас шесть модулей и экзамен, и для всех они одинаковые.</w:t>
+      </w:r>
+    </w:p>
+    <w:p>
+      <w:pPr>
+        <w:pStyle w:val="BodyText"/>
+      </w:pPr>
+      <w:r>
+        <w:t xml:space="preserve">ZARIPOVA: Одинаково — это неправильно. Наш выпускник знает анатомию лучше москвича, но боится сказать пациентке «нет». Москвич говорит «нет» легко, зато анатомию помнит хуже. А тот, кто учился по видео, не знает ни того, ни другого. Это три совершенно разных урока.</w:t>
+      </w:r>
+    </w:p>
+    <w:p>
+      <w:pPr>
+        <w:pStyle w:val="BodyText"/>
+      </w:pPr>
+      <w:r>
+        <w:t xml:space="preserve">ALEKSEY: Тогда экзамен одинаковый. А подготовка разная — для каждого своя.</w:t>
+      </w:r>
+    </w:p>
+    <w:p>
+      <w:pPr>
+        <w:pStyle w:val="BodyText"/>
+      </w:pPr>
+      <w:r>
+        <w:t xml:space="preserve">ZARIPOVA: Вот, это правильный ответ. Вы, я вижу, быстро учитесь.</w:t>
+      </w:r>
+    </w:p>
+    <w:p>
+      <w:pPr>
+        <w:pStyle w:val="BodyText"/>
+      </w:pPr>
+      <w:r>
+        <w:t xml:space="preserve">SAFINA: Альфия Рашитовна всем говорит «вы быстро учитесь», а потом ставит тройку.</w:t>
+      </w:r>
+    </w:p>
+    <w:p>
+      <w:pPr>
+        <w:pStyle w:val="BodyText"/>
+      </w:pPr>
+      <w:r>
+        <w:t xml:space="preserve">ZARIPOVA: Гульнара, не мешай. Второй вопрос: на каком языке у вас учебник?</w:t>
+      </w:r>
+    </w:p>
+    <w:p>
+      <w:pPr>
+        <w:pStyle w:val="BodyText"/>
+      </w:pPr>
+      <w:r>
+        <w:t xml:space="preserve">ALEKSEY: На русском языке, и ещё есть корейский оригинал для тех, кто хочет сравнить.</w:t>
+      </w:r>
+    </w:p>
+    <w:p>
+      <w:pPr>
+        <w:pStyle w:val="BodyText"/>
+      </w:pPr>
+      <w:r>
+        <w:t xml:space="preserve">ZARIPOVA: А пациентки? У нас половина пациенток из районов, и многие лучше понимают по-татарски. Особенно бабушки, которые приходят вместе с внучками.</w:t>
+      </w:r>
+    </w:p>
+    <w:p>
+      <w:pPr>
+        <w:pStyle w:val="BodyText"/>
+      </w:pPr>
+      <w:r>
+        <w:t xml:space="preserve">DIMA: Вы хотите сказать, что анкету пациента нужно сделать на татарском? Это вообще возможно?</w:t>
+      </w:r>
+    </w:p>
+    <w:p>
+      <w:pPr>
+        <w:pStyle w:val="BodyText"/>
+      </w:pPr>
+      <w:r>
+        <w:t xml:space="preserve">SAFINA: Возможно, я переведу её за неделю. И вопрос Вероники тоже переведу на татарский.</w:t>
+      </w:r>
+    </w:p>
+    <w:p>
+      <w:pPr>
+        <w:pStyle w:val="BodyText"/>
+      </w:pPr>
+      <w:r>
+        <w:t xml:space="preserve">ALEKSEY: Вопрос Вероники, про аутоиммунные заболевания? Вы знаете эту историю?</w:t>
+      </w:r>
+    </w:p>
+    <w:p>
+      <w:pPr>
+        <w:pStyle w:val="BodyText"/>
+      </w:pPr>
+      <w:r>
+        <w:t xml:space="preserve">SAFINA: Знаю, ваша Корнилова рассказывала её на курсе. С тех пор я спрашиваю об этом каждую пациентку, причём на двух языках.</w:t>
+      </w:r>
+    </w:p>
+    <w:p>
+      <w:pPr>
+        <w:pStyle w:val="BodyText"/>
+      </w:pPr>
+      <w:r>
+        <w:t xml:space="preserve">ZARIPOVA: Вот видите: когда-то я учила Гульнару, а теперь Гульнара научит вас. Так и бывает в Казани.</w:t>
+      </w:r>
+    </w:p>
+    <w:p>
+      <w:pPr>
+        <w:pStyle w:val="BodyText"/>
+      </w:pPr>
+      <w:r>
+        <w:t xml:space="preserve">SAFINA: Я училась у вас двадцать лет назад, а теперь учусь у них, и в этом нет ничего стыдного.</w:t>
+      </w:r>
+    </w:p>
+    <w:p>
+      <w:pPr>
+        <w:pStyle w:val="BodyText"/>
+      </w:pPr>
+      <w:r>
+        <w:t xml:space="preserve">DIMA: Альфия Рашитовна, вы сказали про три типа врачей. А как же мастера?</w:t>
+      </w:r>
+    </w:p>
+    <w:p>
+      <w:pPr>
+        <w:pStyle w:val="BodyText"/>
+      </w:pPr>
+      <w:r>
+        <w:t xml:space="preserve">ZARIPOVA: Мастера — это не врачи, это моя головная боль, и в Казани их много. Особенно после того канала: Казань была второй по продажам у этой Кристины. Я это знаю точно, потому что лечила последствия вместе с Гульнарой и видела всё своими глазами.</w:t>
+      </w:r>
+    </w:p>
+    <w:p>
+      <w:pPr>
+        <w:pStyle w:val="BodyText"/>
+      </w:pPr>
+      <w:r>
+        <w:t xml:space="preserve">ALEKSEY: Кристина теперь учит мастеров видеть беду. Не колоть, а именно видеть беду.</w:t>
+      </w:r>
+    </w:p>
+    <w:p>
+      <w:pPr>
+        <w:pStyle w:val="BodyText"/>
+      </w:pPr>
+      <w:r>
+        <w:t xml:space="preserve">ZARIPOVA: Я видела этот ролик, но не поверила. Пусть приедет, я на неё посмотрю. Если она честная, моя кафедра даст ей аудиторию.</w:t>
+      </w:r>
+    </w:p>
+    <w:p>
+      <w:pPr>
+        <w:pStyle w:val="BodyText"/>
+      </w:pPr>
+      <w:r>
+        <w:t xml:space="preserve">SAFINA: Альфия Рашитовна, простите, а это значит «да»?</w:t>
       </w:r>
     </w:p>
     <w:p>
@@ -2200,39 +2200,39 @@
         <w:pStyle w:val="BodyText"/>
       </w:pPr>
       <w:r>
-        <w:t xml:space="preserve">ALEKSEY: Тогда я постараюсь стать родственником. Лет за пять.</w:t>
-      </w:r>
-    </w:p>
-    <w:p>
-      <w:pPr>
-        <w:pStyle w:val="BodyText"/>
-      </w:pPr>
-      <w:r>
-        <w:t xml:space="preserve">ZARIPOVA: За пять — быстро. Обычно — за десять. Но вы же быстро учитесь.</w:t>
-      </w:r>
-    </w:p>
-    <w:p>
-      <w:pPr>
-        <w:pStyle w:val="BodyText"/>
-      </w:pPr>
-      <w:r>
-        <w:t xml:space="preserve">IRINA: Алексей, простите, что во время встречи. Срочно. Это про Хайруллина. Перезвоните, как сможете.</w:t>
-      </w:r>
-    </w:p>
-    <w:p>
-      <w:pPr>
-        <w:pStyle w:val="BodyText"/>
-      </w:pPr>
-      <w:r>
-        <w:t xml:space="preserve">ALEKSEY: Ирина, перезвоню через десять минут. Альфия Рашитовна, простите.</w:t>
-      </w:r>
-    </w:p>
-    <w:p>
-      <w:pPr>
-        <w:pStyle w:val="BodyText"/>
-      </w:pPr>
-      <w:r>
-        <w:t xml:space="preserve">ZARIPOVA: Идите. В Казани срочное не ждёт. В отличие от решений.</w:t>
+        <w:t xml:space="preserve">ALEKSEY: Тогда я постараюсь стать вам родственником, скажем, лет за пять.</w:t>
+      </w:r>
+    </w:p>
+    <w:p>
+      <w:pPr>
+        <w:pStyle w:val="BodyText"/>
+      </w:pPr>
+      <w:r>
+        <w:t xml:space="preserve">ZARIPOVA: За пять лет — это быстро, обычно на это уходит десять. Но вы же быстро учитесь.</w:t>
+      </w:r>
+    </w:p>
+    <w:p>
+      <w:pPr>
+        <w:pStyle w:val="BodyText"/>
+      </w:pPr>
+      <w:r>
+        <w:t xml:space="preserve">IRINA: Алексей, простите, что звоню во время встречи, но это срочно и касается Хайруллина. Перезвоните, как только сможете.</w:t>
+      </w:r>
+    </w:p>
+    <w:p>
+      <w:pPr>
+        <w:pStyle w:val="BodyText"/>
+      </w:pPr>
+      <w:r>
+        <w:t xml:space="preserve">ALEKSEY: Ирина, я перезвоню через десять минут. Альфия Рашитовна, простите меня, пожалуйста.</w:t>
+      </w:r>
+    </w:p>
+    <w:p>
+      <w:pPr>
+        <w:pStyle w:val="BodyText"/>
+      </w:pPr>
+      <w:r>
+        <w:t xml:space="preserve">ZARIPOVA: Идите. В Казани срочное не ждёт, в отличие от решений, которые ждать умеют.</w:t>
       </w:r>
     </w:p>
     <w:bookmarkEnd w:id="23"/>
@@ -2250,103 +2250,103 @@
         <w:pStyle w:val="FirstParagraph"/>
       </w:pPr>
       <w:r>
-        <w:t xml:space="preserve">IRINA: Я проверила «Идель-Мед». Чисто. Двадцать два года, налоги, суды — ничего. Но есть «Идель-Карго».</w:t>
-      </w:r>
-    </w:p>
-    <w:p>
-      <w:pPr>
-        <w:pStyle w:val="BodyText"/>
-      </w:pPr>
-      <w:r>
-        <w:t xml:space="preserve">ALEKSEY: «Идель-Карго»? Что это?</w:t>
-      </w:r>
-    </w:p>
-    <w:p>
-      <w:pPr>
-        <w:pStyle w:val="BodyText"/>
-      </w:pPr>
-      <w:r>
-        <w:t xml:space="preserve">IRINA: Карго-компания. Владелец — Ильдар Хайруллин. Двоюродный брат Рустема. Маршрут — Казахстан, Китай. Грузы «под ключ».</w:t>
-      </w:r>
-    </w:p>
-    <w:p>
-      <w:pPr>
-        <w:pStyle w:val="BodyText"/>
-      </w:pPr>
-      <w:r>
-        <w:t xml:space="preserve">DIMA: Казахстан. Карго. Это… как у Артура.</w:t>
-      </w:r>
-    </w:p>
-    <w:p>
-      <w:pPr>
-        <w:pStyle w:val="BodyText"/>
-      </w:pPr>
-      <w:r>
-        <w:t xml:space="preserve">IRINA: Я не говорю, что это как у Артура. Я говорю, что это есть. И что Рустем был соучредителем «Карго» на десять процентов. До прошлого года. Это открытые данные, их может найти любой.</w:t>
-      </w:r>
-    </w:p>
-    <w:p>
-      <w:pPr>
-        <w:pStyle w:val="BodyText"/>
-      </w:pPr>
-      <w:r>
-        <w:t xml:space="preserve">ALEKSEY: До прошлого года. А сейчас?</w:t>
-      </w:r>
-    </w:p>
-    <w:p>
-      <w:pPr>
-        <w:pStyle w:val="BodyText"/>
-      </w:pPr>
-      <w:r>
-        <w:t xml:space="preserve">IRINA: Сейчас — вышел. По документам. Почему — не знаю. Это надо спросить его. Не меня.</w:t>
-      </w:r>
-    </w:p>
-    <w:p>
-      <w:pPr>
-        <w:pStyle w:val="BodyText"/>
-      </w:pPr>
-      <w:r>
-        <w:t xml:space="preserve">SAFINA: Алексей Николаевич, я Рустема знаю двенадцать лет. Он не возит серое. Никогда.</w:t>
-      </w:r>
-    </w:p>
-    <w:p>
-      <w:pPr>
-        <w:pStyle w:val="BodyText"/>
-      </w:pPr>
-      <w:r>
-        <w:t xml:space="preserve">ALEKSEY: Я верю вам, Гульнара Ринатовна. Но я должен спросить его сам. Прямо. В субботу.</w:t>
-      </w:r>
-    </w:p>
-    <w:p>
-      <w:pPr>
-        <w:pStyle w:val="BodyText"/>
-      </w:pPr>
-      <w:r>
-        <w:t xml:space="preserve">SAFINA: В субботу. Хорошо. Только не как следователь. Как гость. Иначе он обидится, и третьего чая не будет.</w:t>
-      </w:r>
-    </w:p>
-    <w:p>
-      <w:pPr>
-        <w:pStyle w:val="BodyText"/>
-      </w:pPr>
-      <w:r>
-        <w:t xml:space="preserve">DIMA: А как спросить про брата так, чтобы не обидеть?</w:t>
-      </w:r>
-    </w:p>
-    <w:p>
-      <w:pPr>
-        <w:pStyle w:val="BodyText"/>
-      </w:pPr>
-      <w:r>
-        <w:t xml:space="preserve">SAFINA: Начните с брата. Не с карго. Спросите, как он. Здоров ли. Потом — чем занимается. Он сам расскажет, если захочет. В Казани о семье спрашивают раньше, чем о деньгах. И слушают дольше.</w:t>
-      </w:r>
-    </w:p>
-    <w:p>
-      <w:pPr>
-        <w:pStyle w:val="BodyText"/>
-      </w:pPr>
-      <w:r>
-        <w:t xml:space="preserve">ALEKSEY: А если не захочет?</w:t>
+        <w:t xml:space="preserve">IRINA: Я проверила «Идель-Мед», и там всё чисто: двадцать два года, налоги, суды, и ничего плохого. Но есть ещё «Идель-Карго».</w:t>
+      </w:r>
+    </w:p>
+    <w:p>
+      <w:pPr>
+        <w:pStyle w:val="BodyText"/>
+      </w:pPr>
+      <w:r>
+        <w:t xml:space="preserve">ALEKSEY: «Идель-Карго»? А что это за компания такая?</w:t>
+      </w:r>
+    </w:p>
+    <w:p>
+      <w:pPr>
+        <w:pStyle w:val="BodyText"/>
+      </w:pPr>
+      <w:r>
+        <w:t xml:space="preserve">IRINA: Это карго-компания, владелец которой — Ильдар Хайруллин, двоюродный брат Рустема. Маршрут у них через Казахстан и Китай, а грузы «под ключ».</w:t>
+      </w:r>
+    </w:p>
+    <w:p>
+      <w:pPr>
+        <w:pStyle w:val="BodyText"/>
+      </w:pPr>
+      <w:r>
+        <w:t xml:space="preserve">DIMA: Казахстан и карго… Это же получается как у Артура, разве нет?</w:t>
+      </w:r>
+    </w:p>
+    <w:p>
+      <w:pPr>
+        <w:pStyle w:val="BodyText"/>
+      </w:pPr>
+      <w:r>
+        <w:t xml:space="preserve">IRINA: Я не говорю, что это как у Артура. Я говорю, что это есть, и что Рустем был соучредителем «Карго» с долей десять процентов до прошлого года. Это открытые данные, и их может найти любой, кто захочет проверить нашего партнёра.</w:t>
+      </w:r>
+    </w:p>
+    <w:p>
+      <w:pPr>
+        <w:pStyle w:val="BodyText"/>
+      </w:pPr>
+      <w:r>
+        <w:t xml:space="preserve">ALEKSEY: До прошлого года, говорите? А что сейчас?</w:t>
+      </w:r>
+    </w:p>
+    <w:p>
+      <w:pPr>
+        <w:pStyle w:val="BodyText"/>
+      </w:pPr>
+      <w:r>
+        <w:t xml:space="preserve">IRINA: Сейчас он вышел, по документам. Почему — я не знаю, и это надо спрашивать у него, а не у меня.</w:t>
+      </w:r>
+    </w:p>
+    <w:p>
+      <w:pPr>
+        <w:pStyle w:val="BodyText"/>
+      </w:pPr>
+      <w:r>
+        <w:t xml:space="preserve">SAFINA: Алексей Николаевич, я знаю Рустема двенадцать лет, и он никогда не возил серое. Никогда.</w:t>
+      </w:r>
+    </w:p>
+    <w:p>
+      <w:pPr>
+        <w:pStyle w:val="BodyText"/>
+      </w:pPr>
+      <w:r>
+        <w:t xml:space="preserve">ALEKSEY: Я вам верю, Гульнара Ринатовна, но я должен спросить его сам, прямо, в субботу.</w:t>
+      </w:r>
+    </w:p>
+    <w:p>
+      <w:pPr>
+        <w:pStyle w:val="BodyText"/>
+      </w:pPr>
+      <w:r>
+        <w:t xml:space="preserve">SAFINA: В субботу, хорошо. Только спрашивайте не как следователь. Как гость. Иначе он обидится, и третьего чая не будет.</w:t>
+      </w:r>
+    </w:p>
+    <w:p>
+      <w:pPr>
+        <w:pStyle w:val="BodyText"/>
+      </w:pPr>
+      <w:r>
+        <w:t xml:space="preserve">DIMA: А как можно спросить про брата так, чтобы его не обидеть?</w:t>
+      </w:r>
+    </w:p>
+    <w:p>
+      <w:pPr>
+        <w:pStyle w:val="BodyText"/>
+      </w:pPr>
+      <w:r>
+        <w:t xml:space="preserve">SAFINA: Начните с брата, а не с карго. Спросите, как он, здоров ли он, а потом уже, чем он занимается. Рустем сам всё расскажет, если захочет. В Казани о семье спрашивают раньше, чем о деньгах, и слушают дольше.</w:t>
+      </w:r>
+    </w:p>
+    <w:p>
+      <w:pPr>
+        <w:pStyle w:val="BodyText"/>
+      </w:pPr>
+      <w:r>
+        <w:t xml:space="preserve">ALEKSEY: А если он не захочет ничего рассказывать?</w:t>
       </w:r>
     </w:p>
     <w:p>
@@ -2362,87 +2362,87 @@
         <w:pStyle w:val="BodyText"/>
       </w:pPr>
       <w:r>
-        <w:t xml:space="preserve">DIMA: Молчание — тоже ответ. В Ярославле так же. Только молчат дольше.</w:t>
-      </w:r>
-    </w:p>
-    <w:p>
-      <w:pPr>
-        <w:pStyle w:val="BodyText"/>
-      </w:pPr>
-      <w:r>
-        <w:t xml:space="preserve">IRINA: Алексей, моё мнение. Если он вышел из «Карго» — это хороший знак. Если он скажет почему — это ещё лучше.</w:t>
-      </w:r>
-    </w:p>
-    <w:p>
-      <w:pPr>
-        <w:pStyle w:val="BodyText"/>
-      </w:pPr>
-      <w:r>
-        <w:t xml:space="preserve">ALEKSEY: Согласен. Но если он скажет — грузы пойдут через брата. Тогда — нет.</w:t>
-      </w:r>
-    </w:p>
-    <w:p>
-      <w:pPr>
-        <w:pStyle w:val="BodyText"/>
-      </w:pPr>
-      <w:r>
-        <w:t xml:space="preserve">SAFINA: Тогда — нет. И я пойму. Хотя мне будет жаль.</w:t>
-      </w:r>
-    </w:p>
-    <w:p>
-      <w:pPr>
-        <w:pStyle w:val="BodyText"/>
-      </w:pPr>
-      <w:r>
-        <w:t xml:space="preserve">DIMA: Даже если журнал двадцать два года? Даже если «Жигули» и термос со льдом?</w:t>
-      </w:r>
-    </w:p>
-    <w:p>
-      <w:pPr>
-        <w:pStyle w:val="BodyText"/>
-      </w:pPr>
-      <w:r>
-        <w:t xml:space="preserve">ALEKSEY: Даже тогда. Журнал без контроля дороги — это половина журнала. Мы это обсуждали с Калининградом.</w:t>
-      </w:r>
-    </w:p>
-    <w:p>
-      <w:pPr>
-        <w:pStyle w:val="BodyText"/>
-      </w:pPr>
-      <w:r>
-        <w:t xml:space="preserve">IRINA: Согласна. Мне пора. Позвоню вечером. В восемь, как всегда.</w:t>
-      </w:r>
-    </w:p>
-    <w:p>
-      <w:pPr>
-        <w:pStyle w:val="BodyText"/>
-      </w:pPr>
-      <w:r>
-        <w:t xml:space="preserve">SAFINA: Посмотрите туда. Мечеть Кул-Шариф. А рядом — Благовещенский собор. В одном кремле, за одной стеной. Столько лет — и никто не спорит, чей бог главнее. Спорят только туристы, где лучше фотографироваться и с какой стороны.</w:t>
-      </w:r>
-    </w:p>
-    <w:p>
-      <w:pPr>
-        <w:pStyle w:val="BodyText"/>
-      </w:pPr>
-      <w:r>
-        <w:t xml:space="preserve">DIMA: Как картонка и рамка. Над одной дверью.</w:t>
-      </w:r>
-    </w:p>
-    <w:p>
-      <w:pPr>
-        <w:pStyle w:val="BodyText"/>
-      </w:pPr>
-      <w:r>
-        <w:t xml:space="preserve">SAFINA: Как картонка и рамка. Только у нас — пятьсот лет. Вы ещё научитесь.</w:t>
-      </w:r>
-    </w:p>
-    <w:p>
-      <w:pPr>
-        <w:pStyle w:val="BodyText"/>
-      </w:pPr>
-      <w:r>
-        <w:t xml:space="preserve">DIMA: Пятьсот лет. А нам — три года. Есть время.</w:t>
+        <w:t xml:space="preserve">DIMA: Молчание — тоже ответ. В Ярославле точно так же, только там молчат ещё дольше.</w:t>
+      </w:r>
+    </w:p>
+    <w:p>
+      <w:pPr>
+        <w:pStyle w:val="BodyText"/>
+      </w:pPr>
+      <w:r>
+        <w:t xml:space="preserve">IRINA: Алексей, вот моё мнение. Если он вышел из «Карго», это хороший знак, а если он скажет почему, то это ещё лучше.</w:t>
+      </w:r>
+    </w:p>
+    <w:p>
+      <w:pPr>
+        <w:pStyle w:val="BodyText"/>
+      </w:pPr>
+      <w:r>
+        <w:t xml:space="preserve">ALEKSEY: Согласен. Но если он скажет, что грузы пойдут через брата, тогда наш ответ — нет.</w:t>
+      </w:r>
+    </w:p>
+    <w:p>
+      <w:pPr>
+        <w:pStyle w:val="BodyText"/>
+      </w:pPr>
+      <w:r>
+        <w:t xml:space="preserve">SAFINA: Тогда нет, и я это пойму, хотя мне, конечно, будет очень жаль.</w:t>
+      </w:r>
+    </w:p>
+    <w:p>
+      <w:pPr>
+        <w:pStyle w:val="BodyText"/>
+      </w:pPr>
+      <w:r>
+        <w:t xml:space="preserve">DIMA: Даже если журналу двадцать два года? Даже несмотря на «Жигули» и термос со льдом?</w:t>
+      </w:r>
+    </w:p>
+    <w:p>
+      <w:pPr>
+        <w:pStyle w:val="BodyText"/>
+      </w:pPr>
+      <w:r>
+        <w:t xml:space="preserve">ALEKSEY: Даже тогда. Журнал без контроля дороги — это половина журнала, и мы уже обсуждали это, когда говорили про Калининград.</w:t>
+      </w:r>
+    </w:p>
+    <w:p>
+      <w:pPr>
+        <w:pStyle w:val="BodyText"/>
+      </w:pPr>
+      <w:r>
+        <w:t xml:space="preserve">IRINA: Согласна. Мне пора бежать, я позвоню вечером, в восемь, как всегда.</w:t>
+      </w:r>
+    </w:p>
+    <w:p>
+      <w:pPr>
+        <w:pStyle w:val="BodyText"/>
+      </w:pPr>
+      <w:r>
+        <w:t xml:space="preserve">SAFINA: Посмотрите туда: это мечеть Кул-Шариф, а рядом Благовещенский собор, в одном кремле, за одной стеной. Столько лет прошло, и никто не спорит, чей бог главнее. Спорят только туристы, где лучше фотографироваться и с какой стороны, а местным всё равно.</w:t>
+      </w:r>
+    </w:p>
+    <w:p>
+      <w:pPr>
+        <w:pStyle w:val="BodyText"/>
+      </w:pPr>
+      <w:r>
+        <w:t xml:space="preserve">DIMA: Это как картонка и рамка, которые висят над одной дверью.</w:t>
+      </w:r>
+    </w:p>
+    <w:p>
+      <w:pPr>
+        <w:pStyle w:val="BodyText"/>
+      </w:pPr>
+      <w:r>
+        <w:t xml:space="preserve">SAFINA: Да, как картонка и рамка, только у нас этому пятьсот лет. Вы ещё научитесь.</w:t>
+      </w:r>
+    </w:p>
+    <w:p>
+      <w:pPr>
+        <w:pStyle w:val="BodyText"/>
+      </w:pPr>
+      <w:r>
+        <w:t xml:space="preserve">DIMA: Пятьсот лет, а нам всего три года. Значит, время у нас ещё есть.</w:t>
       </w:r>
     </w:p>
     <w:bookmarkEnd w:id="24"/>
@@ -2460,119 +2460,119 @@
         <w:pStyle w:val="FirstParagraph"/>
       </w:pPr>
       <w:r>
-        <w:t xml:space="preserve">ALEKSEY: Рустем Галимзянович, можно вопрос о вашей семье? Как ваш двоюродный брат, Ильдар? Здоров?</w:t>
-      </w:r>
-    </w:p>
-    <w:p>
-      <w:pPr>
-        <w:pStyle w:val="BodyText"/>
-      </w:pPr>
-      <w:r>
-        <w:t xml:space="preserve">RUSTEM: Ильдар? Здоров. Вы знаете Ильдара? Значит, проверяли. Правильно. Я бы тоже проверял.</w:t>
-      </w:r>
-    </w:p>
-    <w:p>
-      <w:pPr>
-        <w:pStyle w:val="BodyText"/>
-      </w:pPr>
-      <w:r>
-        <w:t xml:space="preserve">ALEKSEY: Проверяли. Простите. Это наша работа.</w:t>
-      </w:r>
-    </w:p>
-    <w:p>
-      <w:pPr>
-        <w:pStyle w:val="BodyText"/>
-      </w:pPr>
-      <w:r>
-        <w:t xml:space="preserve">RUSTEM: Не извиняйтесь. Я вышел из «Карго» в прошлом году. Потому что Ильдар начал возить то, что я не стал бы записывать в журнал. Даже по-татарски. Даже тем почерком, который никто не может прочитать.</w:t>
-      </w:r>
-    </w:p>
-    <w:p>
-      <w:pPr>
-        <w:pStyle w:val="BodyText"/>
-      </w:pPr>
-      <w:r>
-        <w:t xml:space="preserve">ALEKSEY: Вы ему сказали?</w:t>
-      </w:r>
-    </w:p>
-    <w:p>
-      <w:pPr>
-        <w:pStyle w:val="BodyText"/>
-      </w:pPr>
-      <w:r>
-        <w:t xml:space="preserve">RUSTEM: Сказал. Брату. За столом. Он обиделся. Мы год не разговаривали. Сейчас — разговариваем. Но не о делах.</w:t>
-      </w:r>
-    </w:p>
-    <w:p>
-      <w:pPr>
-        <w:pStyle w:val="BodyText"/>
-      </w:pPr>
-      <w:r>
-        <w:t xml:space="preserve">DIMA: Значит, ваши грузы…</w:t>
-      </w:r>
-    </w:p>
-    <w:p>
-      <w:pPr>
-        <w:pStyle w:val="BodyText"/>
-      </w:pPr>
-      <w:r>
-        <w:t xml:space="preserve">RUSTEM: Мои грузы — только мои машины. С моими холодильниками. Айдар покажет. Каждую машину. Каждый журнал.</w:t>
-      </w:r>
-    </w:p>
-    <w:p>
-      <w:pPr>
-        <w:pStyle w:val="BodyText"/>
-      </w:pPr>
-      <w:r>
-        <w:t xml:space="preserve">AIDAR: Покажу. И вам, и вашей Ирине. Она звонила мне вчера. Очень вежливо. Очень подробно.</w:t>
-      </w:r>
-    </w:p>
-    <w:p>
-      <w:pPr>
-        <w:pStyle w:val="BodyText"/>
-      </w:pPr>
-      <w:r>
-        <w:t xml:space="preserve">ALEKSEY: Это Ирина. Она проверяет всё. Даже подарки.</w:t>
-      </w:r>
-    </w:p>
-    <w:p>
-      <w:pPr>
-        <w:pStyle w:val="BodyText"/>
-      </w:pPr>
-      <w:r>
-        <w:t xml:space="preserve">RUSTEM: Тогда пусть проверит. Айдар, теперь — третью чашку. Третий день. Третий чай. Решение — да. Договор — пишите. Моё условие одно: Айдар — ваш контакт. Не я. Мне шестьдесят. Ему — двадцать шесть. Пусть учится с вами. Ошибается с вами. И растёт с вами.</w:t>
-      </w:r>
-    </w:p>
-    <w:p>
-      <w:pPr>
-        <w:pStyle w:val="BodyText"/>
-      </w:pPr>
-      <w:r>
-        <w:t xml:space="preserve">ALEKSEY: Согласен. И наше условие: ни одной поставки через «Идель-Карго». Даже если очень срочно.</w:t>
-      </w:r>
-    </w:p>
-    <w:p>
-      <w:pPr>
-        <w:pStyle w:val="BodyText"/>
-      </w:pPr>
-      <w:r>
-        <w:t xml:space="preserve">RUSTEM: Ни одной. Это я напишу сам. Своей рукой. По-русски и по-татарски.</w:t>
-      </w:r>
-    </w:p>
-    <w:p>
-      <w:pPr>
-        <w:pStyle w:val="BodyText"/>
-      </w:pPr>
-      <w:r>
-        <w:t xml:space="preserve">DIMA: По-русски и по-татарски. Как журнал девяносто восьмого.</w:t>
-      </w:r>
-    </w:p>
-    <w:p>
-      <w:pPr>
-        <w:pStyle w:val="BodyText"/>
-      </w:pPr>
-      <w:r>
-        <w:t xml:space="preserve">SAFINA: Добро пожаловать в Казань, Алексей Николаевич. Теперь — по-настоящему.</w:t>
+        <w:t xml:space="preserve">ALEKSEY: Рустем Галимзянович, можно вопрос о вашей семье? Как поживает ваш двоюродный брат Ильдар, он здоров?</w:t>
+      </w:r>
+    </w:p>
+    <w:p>
+      <w:pPr>
+        <w:pStyle w:val="BodyText"/>
+      </w:pPr>
+      <w:r>
+        <w:t xml:space="preserve">RUSTEM: Ильдар? Здоров. А вы знаете Ильдара? Значит, проверяли, и правильно делали. Я бы на вашем месте тоже проверял.</w:t>
+      </w:r>
+    </w:p>
+    <w:p>
+      <w:pPr>
+        <w:pStyle w:val="BodyText"/>
+      </w:pPr>
+      <w:r>
+        <w:t xml:space="preserve">ALEKSEY: Да, проверяли, и простите нас за это. Это просто наша работа.</w:t>
+      </w:r>
+    </w:p>
+    <w:p>
+      <w:pPr>
+        <w:pStyle w:val="BodyText"/>
+      </w:pPr>
+      <w:r>
+        <w:t xml:space="preserve">RUSTEM: Не извиняйтесь. Я вышел из «Карго» в прошлом году, потому что Ильдар начал возить то, что я не стал бы записывать в журнал. Даже по-татарски, даже тем почерком, который никто не может прочитать, кроме меня.</w:t>
+      </w:r>
+    </w:p>
+    <w:p>
+      <w:pPr>
+        <w:pStyle w:val="BodyText"/>
+      </w:pPr>
+      <w:r>
+        <w:t xml:space="preserve">ALEKSEY: И вы сказали ему об этом прямо?</w:t>
+      </w:r>
+    </w:p>
+    <w:p>
+      <w:pPr>
+        <w:pStyle w:val="BodyText"/>
+      </w:pPr>
+      <w:r>
+        <w:t xml:space="preserve">RUSTEM: Сказал брату за столом. Он обиделся, и мы год не разговаривали. Сейчас разговариваем, но не о делах.</w:t>
+      </w:r>
+    </w:p>
+    <w:p>
+      <w:pPr>
+        <w:pStyle w:val="BodyText"/>
+      </w:pPr>
+      <w:r>
+        <w:t xml:space="preserve">DIMA: Значит, ваши собственные грузы теперь…</w:t>
+      </w:r>
+    </w:p>
+    <w:p>
+      <w:pPr>
+        <w:pStyle w:val="BodyText"/>
+      </w:pPr>
+      <w:r>
+        <w:t xml:space="preserve">RUSTEM: Мои грузы едут только на моих машинах, с моими холодильниками. Айдар вам покажет каждую машину и каждый журнал.</w:t>
+      </w:r>
+    </w:p>
+    <w:p>
+      <w:pPr>
+        <w:pStyle w:val="BodyText"/>
+      </w:pPr>
+      <w:r>
+        <w:t xml:space="preserve">AIDAR: Покажу и вам, и вашей Ирине. Она звонила мне вчера, очень вежливо и очень подробно всё расспрашивала.</w:t>
+      </w:r>
+    </w:p>
+    <w:p>
+      <w:pPr>
+        <w:pStyle w:val="BodyText"/>
+      </w:pPr>
+      <w:r>
+        <w:t xml:space="preserve">ALEKSEY: Это Ирина, она проверяет всё на свете, даже подарки.</w:t>
+      </w:r>
+    </w:p>
+    <w:p>
+      <w:pPr>
+        <w:pStyle w:val="BodyText"/>
+      </w:pPr>
+      <w:r>
+        <w:t xml:space="preserve">RUSTEM: Тогда пусть проверит. Айдар, а теперь наливай третью чашку: третий день, третий чай. Решение — да. Договор — пишите. Моё условие одно: вашим контактом будет Айдар, а не я. Мне шестьдесят, ему двадцать шесть. Пусть учится с вами, ошибается с вами и растёт вместе с вами.</w:t>
+      </w:r>
+    </w:p>
+    <w:p>
+      <w:pPr>
+        <w:pStyle w:val="BodyText"/>
+      </w:pPr>
+      <w:r>
+        <w:t xml:space="preserve">ALEKSEY: Согласен. А наше условие такое: ни одной поставки через «Идель-Карго», даже если будет очень срочно.</w:t>
+      </w:r>
+    </w:p>
+    <w:p>
+      <w:pPr>
+        <w:pStyle w:val="BodyText"/>
+      </w:pPr>
+      <w:r>
+        <w:t xml:space="preserve">RUSTEM: Ни одной. Это я напишу сам, своей рукой, и по-русски, и по-татарски.</w:t>
+      </w:r>
+    </w:p>
+    <w:p>
+      <w:pPr>
+        <w:pStyle w:val="BodyText"/>
+      </w:pPr>
+      <w:r>
+        <w:t xml:space="preserve">DIMA: По-русски и по-татарски, как в журнале девяносто восьмого года.</w:t>
+      </w:r>
+    </w:p>
+    <w:p>
+      <w:pPr>
+        <w:pStyle w:val="BodyText"/>
+      </w:pPr>
+      <w:r>
+        <w:t xml:space="preserve">SAFINA: Добро пожаловать в Казань, Алексей Николаевич. Теперь уже по-настоящему, как своему.</w:t>
       </w:r>
     </w:p>
     <w:p>
@@ -3475,7 +3475,7 @@
         <w:t xml:space="preserve">“</w:t>
       </w:r>
       <w:r>
-        <w:t xml:space="preserve">Когда в девяносто восьмом было плохо, я писал по-татарски. Чтобы никто не читал, кроме меня. Ни налоговая, ни бандиты, ни жена. Цифры — те же. Слова — мои. Иногда там написано, что я боюсь.</w:t>
+        <w:t xml:space="preserve">Когда в девяносто восьмом было плохо, я писал по-татарски, чтобы никто не читал, кроме меня: ни налоговая, ни бандиты, ни жена. Цифры там те же, а слова мои. И иногда там написано, что я боюсь, потому что тогда мне действительно было страшно.</w:t>
       </w:r>
       <w:r>
         <w:t xml:space="preserve">”</w:t>
@@ -3581,31 +3581,31 @@
               <w:jc w:val="left"/>
             </w:pPr>
             <w:r>
-              <w:t xml:space="preserve">② 목적</w:t>
-            </w:r>
-          </w:p>
-        </w:tc>
-        <w:tc>
-          <w:tcPr/>
-          <w:p>
-            <w:pPr>
-              <w:pStyle w:val="Compact"/>
-              <w:jc w:val="left"/>
-            </w:pPr>
-            <w:r>
-              <w:t xml:space="preserve">Чтобы никто не читал, кроме меня.</w:t>
-            </w:r>
-          </w:p>
-        </w:tc>
-        <w:tc>
-          <w:tcPr/>
-          <w:p>
-            <w:pPr>
-              <w:pStyle w:val="Compact"/>
-              <w:jc w:val="left"/>
-            </w:pPr>
-            <w:r>
-              <w:t xml:space="preserve">чтобы + 과거, кроме + 생격</w:t>
+              <w:t xml:space="preserve">② 목적 + 열거</w:t>
+            </w:r>
+          </w:p>
+        </w:tc>
+        <w:tc>
+          <w:tcPr/>
+          <w:p>
+            <w:pPr>
+              <w:pStyle w:val="Compact"/>
+              <w:jc w:val="left"/>
+            </w:pPr>
+            <w:r>
+              <w:t xml:space="preserve">чтобы никто не читал, кроме меня: ни налоговая, ни бандиты, ни жена.</w:t>
+            </w:r>
+          </w:p>
+        </w:tc>
+        <w:tc>
+          <w:tcPr/>
+          <w:p>
+            <w:pPr>
+              <w:pStyle w:val="Compact"/>
+              <w:jc w:val="left"/>
+            </w:pPr>
+            <w:r>
+              <w:t xml:space="preserve">чтобы + 과거, кроме + 생격, ни… ни… ни</w:t>
             </w:r>
           </w:p>
         </w:tc>
@@ -3619,31 +3619,31 @@
               <w:jc w:val="left"/>
             </w:pPr>
             <w:r>
-              <w:t xml:space="preserve">③ 열거</w:t>
-            </w:r>
-          </w:p>
-        </w:tc>
-        <w:tc>
-          <w:tcPr/>
-          <w:p>
-            <w:pPr>
-              <w:pStyle w:val="Compact"/>
-              <w:jc w:val="left"/>
-            </w:pPr>
-            <w:r>
-              <w:t xml:space="preserve">Ни налоговая, ни бандиты, ни жена.</w:t>
-            </w:r>
-          </w:p>
-        </w:tc>
-        <w:tc>
-          <w:tcPr/>
-          <w:p>
-            <w:pPr>
-              <w:pStyle w:val="Compact"/>
-              <w:jc w:val="left"/>
-            </w:pPr>
-            <w:r>
-              <w:t xml:space="preserve">ни… ни… ни</w:t>
+              <w:t xml:space="preserve">③ 대조</w:t>
+            </w:r>
+          </w:p>
+        </w:tc>
+        <w:tc>
+          <w:tcPr/>
+          <w:p>
+            <w:pPr>
+              <w:pStyle w:val="Compact"/>
+              <w:jc w:val="left"/>
+            </w:pPr>
+            <w:r>
+              <w:t xml:space="preserve">Цифры там те же, а слова мои.</w:t>
+            </w:r>
+          </w:p>
+        </w:tc>
+        <w:tc>
+          <w:tcPr/>
+          <w:p>
+            <w:pPr>
+              <w:pStyle w:val="Compact"/>
+              <w:jc w:val="left"/>
+            </w:pPr>
+            <w:r>
+              <w:t xml:space="preserve">а로 잇는 대구</w:t>
             </w:r>
           </w:p>
         </w:tc>
@@ -3657,31 +3657,31 @@
               <w:jc w:val="left"/>
             </w:pPr>
             <w:r>
-              <w:t xml:space="preserve">④ 대조</w:t>
-            </w:r>
-          </w:p>
-        </w:tc>
-        <w:tc>
-          <w:tcPr/>
-          <w:p>
-            <w:pPr>
-              <w:pStyle w:val="Compact"/>
-              <w:jc w:val="left"/>
-            </w:pPr>
-            <w:r>
-              <w:t xml:space="preserve">Цифры — те же. Слова — мои.</w:t>
-            </w:r>
-          </w:p>
-        </w:tc>
-        <w:tc>
-          <w:tcPr/>
-          <w:p>
-            <w:pPr>
-              <w:pStyle w:val="Compact"/>
-              <w:jc w:val="left"/>
-            </w:pPr>
-            <w:r>
-              <w:t xml:space="preserve">대시 대구</w:t>
+              <w:t xml:space="preserve">④ 고백</w:t>
+            </w:r>
+          </w:p>
+        </w:tc>
+        <w:tc>
+          <w:tcPr/>
+          <w:p>
+            <w:pPr>
+              <w:pStyle w:val="Compact"/>
+              <w:jc w:val="left"/>
+            </w:pPr>
+            <w:r>
+              <w:t xml:space="preserve">И иногда там написано, что я боюсь…</w:t>
+            </w:r>
+          </w:p>
+        </w:tc>
+        <w:tc>
+          <w:tcPr/>
+          <w:p>
+            <w:pPr>
+              <w:pStyle w:val="Compact"/>
+              <w:jc w:val="left"/>
+            </w:pPr>
+            <w:r>
+              <w:t xml:space="preserve">무인칭 수동(написано)</w:t>
             </w:r>
           </w:p>
         </w:tc>
@@ -3695,31 +3695,31 @@
               <w:jc w:val="left"/>
             </w:pPr>
             <w:r>
-              <w:t xml:space="preserve">⑤ 고백</w:t>
-            </w:r>
-          </w:p>
-        </w:tc>
-        <w:tc>
-          <w:tcPr/>
-          <w:p>
-            <w:pPr>
-              <w:pStyle w:val="Compact"/>
-              <w:jc w:val="left"/>
-            </w:pPr>
-            <w:r>
-              <w:t xml:space="preserve">Иногда там написано, что я боюсь.</w:t>
-            </w:r>
-          </w:p>
-        </w:tc>
-        <w:tc>
-          <w:tcPr/>
-          <w:p>
-            <w:pPr>
-              <w:pStyle w:val="Compact"/>
-              <w:jc w:val="left"/>
-            </w:pPr>
-            <w:r>
-              <w:t xml:space="preserve">무인칭 수동(написано)</w:t>
+              <w:t xml:space="preserve">⑤ 이유</w:t>
+            </w:r>
+          </w:p>
+        </w:tc>
+        <w:tc>
+          <w:tcPr/>
+          <w:p>
+            <w:pPr>
+              <w:pStyle w:val="Compact"/>
+              <w:jc w:val="left"/>
+            </w:pPr>
+            <w:r>
+              <w:t xml:space="preserve">…потому что тогда мне действительно было страшно.</w:t>
+            </w:r>
+          </w:p>
+        </w:tc>
+        <w:tc>
+          <w:tcPr/>
+          <w:p>
+            <w:pPr>
+              <w:pStyle w:val="Compact"/>
+              <w:jc w:val="left"/>
+            </w:pPr>
+            <w:r>
+              <w:t xml:space="preserve">потому что + 여격 무인칭(мне было страшно)</w:t>
             </w:r>
           </w:p>
         </w:tc>
@@ -3743,7 +3743,7 @@
         <w:t xml:space="preserve">“</w:t>
       </w:r>
       <w:r>
-        <w:t xml:space="preserve">Когда… было плохо, я… Чтобы никто не…, кроме… Ни…, ни…, ни… Иногда там написано, что…</w:t>
+        <w:t xml:space="preserve">Когда… было плохо, я…, чтобы никто не…, кроме…: ни…, ни…, ни… … те же, а… И иногда…, потому что тогда мне…</w:t>
       </w:r>
       <w:r>
         <w:t xml:space="preserve">”</w:t>
@@ -3762,7 +3762,7 @@
         <w:t xml:space="preserve"> </w:t>
       </w:r>
       <w:r>
-        <w:t xml:space="preserve">когда · чтобы · ни… ни</w:t>
+        <w:t xml:space="preserve">когда · чтобы · ни… ни · а · потому что</w:t>
       </w:r>
       <w:r>
         <w:t xml:space="preserve"> </w:t>
@@ -3778,7 +3778,7 @@
         <w:t xml:space="preserve"> </w:t>
       </w:r>
       <w:r>
-        <w:t xml:space="preserve">어려웠던 시기에 생긴 자기 습관(기록·규칙)의 기원을 30~40단어로 이야기하기.</w:t>
+        <w:t xml:space="preserve">어려웠던 시기에 생긴 자기 습관(기록·규칙)의 기원을 35~60단어로 이야기하기.</w:t>
       </w:r>
     </w:p>
     <w:bookmarkEnd w:id="30"/>
@@ -4308,119 +4308,119 @@
         <w:pStyle w:val="FirstParagraph"/>
       </w:pPr>
       <w:r>
-        <w:t xml:space="preserve">사피나: 알렉세이 니콜라예비치! 드미트리! 어서 오세요! 래힘 이테게즈! 카잔이 기다렸어요.</w:t>
-      </w:r>
-    </w:p>
-    <w:p>
-      <w:pPr>
-        <w:pStyle w:val="BodyText"/>
-      </w:pPr>
-      <w:r>
-        <w:t xml:space="preserve">알렉세이: 굴나라 리나토브나. 래힘… 래힘 이테게즈. 제대로 말했어요?</w:t>
-      </w:r>
-    </w:p>
-    <w:p>
-      <w:pPr>
-        <w:pStyle w:val="BodyText"/>
-      </w:pPr>
-      <w:r>
-        <w:t xml:space="preserve">사피나: 거의요. 강세는 — 끝에. 그래도 시도해 줘서 고마워요. 타타르어로는 — 「래흐메트」.</w:t>
-      </w:r>
-    </w:p>
-    <w:p>
-      <w:pPr>
-        <w:pStyle w:val="BodyText"/>
-      </w:pPr>
-      <w:r>
-        <w:t xml:space="preserve">알렉세이: 래흐메트. 이건 기억할게요. 마중 나와 줘서 고마워요. 아침 7시에.</w:t>
-      </w:r>
-    </w:p>
-    <w:p>
-      <w:pPr>
-        <w:pStyle w:val="BodyText"/>
-      </w:pPr>
-      <w:r>
-        <w:t xml:space="preserve">사피나: 손님을 마중 안 하면 — 손님이 길을 잃는다. 우리 할머니 말씀이에요. 차는 — 저기. 먼저 아침. 일은 — 그다음.</w:t>
-      </w:r>
-    </w:p>
-    <w:p>
-      <w:pPr>
-        <w:pStyle w:val="BodyText"/>
-      </w:pPr>
-      <w:r>
-        <w:t xml:space="preserve">디마: 아침이요? 기차에서 먹었어요. 바로 일 얘기 해도 돼요.</w:t>
-      </w:r>
-    </w:p>
-    <w:p>
-      <w:pPr>
-        <w:pStyle w:val="BodyText"/>
-      </w:pPr>
-      <w:r>
-        <w:t xml:space="preserve">사피나: 드미트리, 카잔에선 그렇게 시작 안 해요. 먼저 차. 에치포치마크. 착착. 그다음 — 대화. 안 그러면 손님이 아니라 택배 기사예요.</w:t>
-      </w:r>
-    </w:p>
-    <w:p>
-      <w:pPr>
-        <w:pStyle w:val="BodyText"/>
-      </w:pPr>
-      <w:r>
-        <w:t xml:space="preserve">디마: 페테르부르크에서도 똑같은 말을 들었어요. 에치포치마크만 빼고.</w:t>
-      </w:r>
-    </w:p>
-    <w:p>
-      <w:pPr>
-        <w:pStyle w:val="BodyText"/>
-      </w:pPr>
-      <w:r>
-        <w:t xml:space="preserve">사피나: 페테르부르크는 천천히 가르치고. 카잔은 맛있게 가르쳐요. 그게 차이예요.</w:t>
-      </w:r>
-    </w:p>
-    <w:p>
-      <w:pPr>
-        <w:pStyle w:val="BodyText"/>
-      </w:pPr>
-      <w:r>
-        <w:t xml:space="preserve">알렉세이: 굴나라 리나토브나, 하이룰린 씨에게 우리 얘기를 하셨어요?</w:t>
-      </w:r>
-    </w:p>
-    <w:p>
-      <w:pPr>
-        <w:pStyle w:val="BodyText"/>
-      </w:pPr>
-      <w:r>
-        <w:t xml:space="preserve">사피나: 했어요. 루스템 갈림자노비치는 12년째 내 환자예요. 그리고 내 환자 둘의 아버지고요. 카잔에선 모두가 누군가의 환자예요.</w:t>
-      </w:r>
-    </w:p>
-    <w:p>
-      <w:pPr>
-        <w:pStyle w:val="BodyText"/>
-      </w:pPr>
-      <w:r>
-        <w:t xml:space="preserve">디마: 진지한 유통사예요? 아니면 가족 회사?</w:t>
-      </w:r>
-    </w:p>
-    <w:p>
-      <w:pPr>
-        <w:pStyle w:val="BodyText"/>
-      </w:pPr>
-      <w:r>
-        <w:t xml:space="preserve">사피나: 카잔에선 진지한 게 — 곧 가족이에요. 22년. 클리닉 40곳. 바히토바 거리에 창고.</w:t>
-      </w:r>
-    </w:p>
-    <w:p>
-      <w:pPr>
-        <w:pStyle w:val="BodyText"/>
-      </w:pPr>
-      <w:r>
-        <w:t xml:space="preserve">알렉세이: 미팅은 — 오늘 11시죠?</w:t>
-      </w:r>
-    </w:p>
-    <w:p>
-      <w:pPr>
-        <w:pStyle w:val="BodyText"/>
-      </w:pPr>
-      <w:r>
-        <w:t xml:space="preserve">사피나: 오늘 — 11시. 내일은 — 안 돼요. 내일은 금요일. 3시까지 모스크와 집에 있어요. 알고 계셨어요?</w:t>
+        <w:t xml:space="preserve">사피나: 알렉세이 니콜라예비치! 드미트리! 어서 오세요! 래힘 이테게즈! 카잔이 오래전부터 기다렸어요.</w:t>
+      </w:r>
+    </w:p>
+    <w:p>
+      <w:pPr>
+        <w:pStyle w:val="BodyText"/>
+      </w:pPr>
+      <w:r>
+        <w:t xml:space="preserve">알렉세이: 굴나라 리나토브나, 안녕하세요. 래힘… 래힘 이테게즈. 제대로 말했어요, 아니면 또 다 틀렸어요?</w:t>
+      </w:r>
+    </w:p>
+    <w:p>
+      <w:pPr>
+        <w:pStyle w:val="BodyText"/>
+      </w:pPr>
+      <w:r>
+        <w:t xml:space="preserve">사피나: 거의 맞아요, 강세만 끝에 와요. 그래도 시도해 줘서 고마워요. 「고마워요」는 타타르어로 「래흐매트」예요.</w:t>
+      </w:r>
+    </w:p>
+    <w:p>
+      <w:pPr>
+        <w:pStyle w:val="BodyText"/>
+      </w:pPr>
+      <w:r>
+        <w:t xml:space="preserve">알렉세이: 래흐매트. 이 단어는 꼭 기억할게요. 아침 7시에 마중 나와 주셔서 고마워요.</w:t>
+      </w:r>
+    </w:p>
+    <w:p>
+      <w:pPr>
+        <w:pStyle w:val="BodyText"/>
+      </w:pPr>
+      <w:r>
+        <w:t xml:space="preserve">사피나: 손님을 마중 안 나가면 손님이 길을 잃는다, 우리 할머니가 그러셨어요. 차는 저기 있어요. 먼저 아침 식사, 일은 그다음이에요.</w:t>
+      </w:r>
+    </w:p>
+    <w:p>
+      <w:pPr>
+        <w:pStyle w:val="BodyText"/>
+      </w:pPr>
+      <w:r>
+        <w:t xml:space="preserve">디마: 아침이요? 기차에서 벌써 먹었으니까 바로 일 얘기로 넘어가도 돼요.</w:t>
+      </w:r>
+    </w:p>
+    <w:p>
+      <w:pPr>
+        <w:pStyle w:val="BodyText"/>
+      </w:pPr>
+      <w:r>
+        <w:t xml:space="preserve">사피나: 드미트리, 카잔에선 그렇게 시작 안 해요. 먼저 차, 에치포치마크, 착착, 그다음에 대화예요. 아니면 손님이 아니라 택배 기사예요.</w:t>
+      </w:r>
+    </w:p>
+    <w:p>
+      <w:pPr>
+        <w:pStyle w:val="BodyText"/>
+      </w:pPr>
+      <w:r>
+        <w:t xml:space="preserve">디마: 페테르부르크에서도 거의 같은 말을 들었어요. 에치포치마크만 빼고요.</w:t>
+      </w:r>
+    </w:p>
+    <w:p>
+      <w:pPr>
+        <w:pStyle w:val="BodyText"/>
+      </w:pPr>
+      <w:r>
+        <w:t xml:space="preserve">사피나: 페테르부르크는 천천히 가르치고, 카잔은 맛있게 가르쳐요. 그게 바로 차이예요.</w:t>
+      </w:r>
+    </w:p>
+    <w:p>
+      <w:pPr>
+        <w:pStyle w:val="BodyText"/>
+      </w:pPr>
+      <w:r>
+        <w:t xml:space="preserve">알렉세이: 굴나라 리나토브나, 하이룰린 씨에게 우리와 우리 회사 얘기를 이미 하셨어요?</w:t>
+      </w:r>
+    </w:p>
+    <w:p>
+      <w:pPr>
+        <w:pStyle w:val="BodyText"/>
+      </w:pPr>
+      <w:r>
+        <w:t xml:space="preserve">사피나: 했어요. 루스템 갈림자노비치는 12년째 제 환자고, 제 환자 두 명의 아버지이기도 해요. 카잔에선 모두가 누군가의 환자예요.</w:t>
+      </w:r>
+    </w:p>
+    <w:p>
+      <w:pPr>
+        <w:pStyle w:val="BodyText"/>
+      </w:pPr>
+      <w:r>
+        <w:t xml:space="preserve">디마: 그분은 진지한 유통사예요, 아니면 가족 사업에 가까워요?</w:t>
+      </w:r>
+    </w:p>
+    <w:p>
+      <w:pPr>
+        <w:pStyle w:val="BodyText"/>
+      </w:pPr>
+      <w:r>
+        <w:t xml:space="preserve">사피나: 카잔에선 진지한 게 곧 가족적인 거예요. 22년 일했고, 클리닉 40곳, 바히토바 거리에 창고가 있어요.</w:t>
+      </w:r>
+    </w:p>
+    <w:p>
+      <w:pPr>
+        <w:pStyle w:val="BodyText"/>
+      </w:pPr>
+      <w:r>
+        <w:t xml:space="preserve">알렉세이: 미팅은 오늘 11시죠, 제가 맞게 기억하나요?</w:t>
+      </w:r>
+    </w:p>
+    <w:p>
+      <w:pPr>
+        <w:pStyle w:val="BodyText"/>
+      </w:pPr>
+      <w:r>
+        <w:t xml:space="preserve">사피나: 오늘 11시요. 내일은 안 돼요, 금요일이라 3시까지 모스크와 집에 계시거든요. 알고 계셨어요?</w:t>
       </w:r>
     </w:p>
     <w:bookmarkEnd w:id="33"/>
@@ -4438,279 +4438,279 @@
         <w:pStyle w:val="FirstParagraph"/>
       </w:pPr>
       <w:r>
-        <w:t xml:space="preserve">루스템: 앗살라무 알라이쿰. 안녕하세요. 들어오세요. 신발은 안 벗어도 돼요. 사무실이지 집이 아니니까.</w:t>
-      </w:r>
-    </w:p>
-    <w:p>
-      <w:pPr>
-        <w:pStyle w:val="BodyText"/>
-      </w:pPr>
-      <w:r>
-        <w:t xml:space="preserve">알렉세이: 안녕하세요, 루스템 갈림자노비치. 만나 주셔서 감사합니다. 질문 하나로 시작하고 싶었는데요.</w:t>
-      </w:r>
-    </w:p>
-    <w:p>
-      <w:pPr>
-        <w:pStyle w:val="BodyText"/>
-      </w:pPr>
-      <w:r>
-        <w:t xml:space="preserve">루스템: 질문으로? 아니요. 차로. 아이다르, 차 가져와. 내 아들이에요. 스물여섯. 런던에서 공부했어요. 돌아왔죠.</w:t>
-      </w:r>
-    </w:p>
-    <w:p>
-      <w:pPr>
-        <w:pStyle w:val="BodyText"/>
-      </w:pPr>
-      <w:r>
-        <w:t xml:space="preserve">아이다르: 안녕하세요. 차 — 금방요. 백리향 넣어서. 아버지는 백리향 차만 드세요.</w:t>
-      </w:r>
-    </w:p>
-    <w:p>
-      <w:pPr>
-        <w:pStyle w:val="BodyText"/>
-      </w:pPr>
-      <w:r>
-        <w:t xml:space="preserve">디마: 런던이요? 우리 키릴도 런던에서 공부했어요.</w:t>
-      </w:r>
-    </w:p>
-    <w:p>
-      <w:pPr>
-        <w:pStyle w:val="BodyText"/>
-      </w:pPr>
-      <w:r>
-        <w:t xml:space="preserve">아이다르: 경제학. 2년. 어쩌면 만났을지도요. 런던은 좁아요.</w:t>
-      </w:r>
-    </w:p>
-    <w:p>
-      <w:pPr>
-        <w:pStyle w:val="BodyText"/>
-      </w:pPr>
-      <w:r>
-        <w:t xml:space="preserve">루스템: 아이다르, 런던 자랑은 그만. 앉으세요. 차. 첫 잔은 — 인사를 위해.</w:t>
-      </w:r>
-    </w:p>
-    <w:p>
-      <w:pPr>
-        <w:pStyle w:val="BodyText"/>
-      </w:pPr>
-      <w:r>
-        <w:t xml:space="preserve">알렉세이: 인사를 위해. 좋아요. 알렉세이입니다. 서른… 일곱. 아버지는 툴라의 엔지니어. 할머니는 시골 펠드셰르.</w:t>
-      </w:r>
-    </w:p>
-    <w:p>
-      <w:pPr>
-        <w:pStyle w:val="BodyText"/>
-      </w:pPr>
-      <w:r>
-        <w:t xml:space="preserve">루스템: 펠드셰르. 우리 어머니도 펠드셰르였어요. 아르스크 지역. 40년. 마을 셋에 혼자.</w:t>
-      </w:r>
-    </w:p>
-    <w:p>
-      <w:pPr>
-        <w:pStyle w:val="BodyText"/>
-      </w:pPr>
-      <w:r>
-        <w:t xml:space="preserve">알렉세이: 우리 할머니는 넷에 혼자요. 40년. 그리고 문 위의 판지.</w:t>
-      </w:r>
-    </w:p>
-    <w:p>
-      <w:pPr>
-        <w:pStyle w:val="BodyText"/>
-      </w:pPr>
-      <w:r>
-        <w:t xml:space="preserve">사피나: 신문을 가져왔어요. 루스템 갈림자노비치가 두 번 읽으셨어요.</w:t>
-      </w:r>
-    </w:p>
-    <w:p>
-      <w:pPr>
-        <w:pStyle w:val="BodyText"/>
-      </w:pPr>
-      <w:r>
-        <w:t xml:space="preserve">루스템: 판지는 봤어요. 신문에서. 굴나라가 가져왔죠. 그래서 당신이 여기 있는 거예요. 두 번째 잔은 — 일을 위해.</w:t>
-      </w:r>
-    </w:p>
-    <w:p>
-      <w:pPr>
-        <w:pStyle w:val="BodyText"/>
-      </w:pPr>
-      <w:r>
-        <w:t xml:space="preserve">디마: 두 번째는 — 일을 위해요? 그럼 세 번째는?</w:t>
-      </w:r>
-    </w:p>
-    <w:p>
-      <w:pPr>
-        <w:pStyle w:val="BodyText"/>
-      </w:pPr>
-      <w:r>
-        <w:t xml:space="preserve">루스템: 세 번째는 — 결정을 위해. 하지만 오늘은 아니에요. 카잔에선 세 번째 차 뒤에 결정해요. 그리고 세 번째 차는 셋째 날에만 나와요. 세 번째 잔으로 서두르는 사람은 보통 그 잔 없이 떠나요.</w:t>
-      </w:r>
-    </w:p>
-    <w:p>
-      <w:pPr>
-        <w:pStyle w:val="BodyText"/>
-      </w:pPr>
-      <w:r>
-        <w:t xml:space="preserve">알렉세이: 그럼 — 일 얘기. 타타르스탄에서 파트너를 찾고 있어요. 한 곳. 온도 일지가 있고, 교육용 클리닉이 있고, 상담선 당직 의사가 있는. 그리고 회색 상품 없이 — 지금도, 과거에도, 친척에게도.</w:t>
-      </w:r>
-    </w:p>
-    <w:p>
-      <w:pPr>
-        <w:pStyle w:val="BodyText"/>
-      </w:pPr>
-      <w:r>
-        <w:t xml:space="preserve">루스템: 일지는 있어요. 22년. 아이다르가 컴퓨터로 옮겼어요. 두 달 걸렸죠.</w:t>
-      </w:r>
-    </w:p>
-    <w:p>
-      <w:pPr>
-        <w:pStyle w:val="BodyText"/>
-      </w:pPr>
-      <w:r>
-        <w:t xml:space="preserve">아이다르: 두 달. 아버지가 손으로 쓰셨어요. 가끔 타타르어로. 제가 번역했어요.</w:t>
-      </w:r>
-    </w:p>
-    <w:p>
-      <w:pPr>
-        <w:pStyle w:val="BodyText"/>
-      </w:pPr>
-      <w:r>
-        <w:t xml:space="preserve">알렉세이: 타타르어로요? 온도 일지를?</w:t>
-      </w:r>
-    </w:p>
-    <w:p>
-      <w:pPr>
-        <w:pStyle w:val="BodyText"/>
-      </w:pPr>
-      <w:r>
-        <w:t xml:space="preserve">루스템: 98년에 힘들 때 타타르어로 썼어요. 나 말고는 아무도 못 읽게. 세무서도, 깡패도, 아내도. 숫자는 — 같아요. 말은 — 내 거고. 가끔 거기엔 내가 무섭다고 쓰여 있어요.</w:t>
-      </w:r>
-    </w:p>
-    <w:p>
-      <w:pPr>
-        <w:pStyle w:val="BodyText"/>
-      </w:pPr>
-      <w:r>
-        <w:t xml:space="preserve">디마: 98년. 우리 투자자도 98년을 다 기억해요.</w:t>
-      </w:r>
-    </w:p>
-    <w:p>
-      <w:pPr>
-        <w:pStyle w:val="BodyText"/>
-      </w:pPr>
-      <w:r>
-        <w:t xml:space="preserve">아이다르: 아버지, 또 98년 얘기예요.</w:t>
-      </w:r>
-    </w:p>
-    <w:p>
-      <w:pPr>
-        <w:pStyle w:val="BodyText"/>
-      </w:pPr>
-      <w:r>
-        <w:t xml:space="preserve">루스템: 다들 기억하지. 그때 「지굴리」로 약을 날랐어요. 모스크바에서 카잔까지. 밤에. 트렁크에 얼음 보온병을 싣고.</w:t>
-      </w:r>
-    </w:p>
-    <w:p>
-      <w:pPr>
-        <w:pStyle w:val="BodyText"/>
-      </w:pPr>
-      <w:r>
-        <w:t xml:space="preserve">알렉세이: 얼음 보온병. 그게 냉장고였어요?</w:t>
-      </w:r>
-    </w:p>
-    <w:p>
-      <w:pPr>
-        <w:pStyle w:val="BodyText"/>
-      </w:pPr>
-      <w:r>
-        <w:t xml:space="preserve">루스템: 그게 냉장고였어요. 끈에 매단 온도계. 100킬로미터마다 서서 확인했어요. 적었죠. 그렇게 일지가 시작됐어요.</w:t>
-      </w:r>
-    </w:p>
-    <w:p>
-      <w:pPr>
-        <w:pStyle w:val="BodyText"/>
-      </w:pPr>
-      <w:r>
-        <w:t xml:space="preserve">사피나: 루스템 갈림자노비치는 믿는 사람에게만 이 얘기를 해요. 나한텐 10년째에 해 주셨어요.</w:t>
-      </w:r>
-    </w:p>
-    <w:p>
-      <w:pPr>
-        <w:pStyle w:val="BodyText"/>
-      </w:pPr>
-      <w:r>
-        <w:t xml:space="preserve">아이다르: 나한텐 20년째에요. 런던에서 돌아왔을 때.</w:t>
-      </w:r>
-    </w:p>
-    <w:p>
-      <w:pPr>
-        <w:pStyle w:val="BodyText"/>
-      </w:pPr>
-      <w:r>
-        <w:t xml:space="preserve">루스템: 굴나라, 내 비밀 누설하지 마요. 아이다르, 세 번째 잔은 따르지 마. 아직 일러.</w:t>
-      </w:r>
-    </w:p>
-    <w:p>
-      <w:pPr>
-        <w:pStyle w:val="BodyText"/>
-      </w:pPr>
-      <w:r>
-        <w:t xml:space="preserve">알렉세이: 교육용 클리닉은요? 있으세요?</w:t>
-      </w:r>
-    </w:p>
-    <w:p>
-      <w:pPr>
-        <w:pStyle w:val="BodyText"/>
-      </w:pPr>
-      <w:r>
-        <w:t xml:space="preserve">사피나: 있어요. 내 클리닉. 그리고 의과대학 학과. 내 스승님. 자리포바 교수님. 내일 — 기다리고 계세요.</w:t>
-      </w:r>
-    </w:p>
-    <w:p>
-      <w:pPr>
-        <w:pStyle w:val="BodyText"/>
-      </w:pPr>
-      <w:r>
-        <w:t xml:space="preserve">알렉세이: 내일은 금요일이죠. 아침은 — 괜찮을까요?</w:t>
-      </w:r>
-    </w:p>
-    <w:p>
-      <w:pPr>
-        <w:pStyle w:val="BodyText"/>
-      </w:pPr>
-      <w:r>
-        <w:t xml:space="preserve">루스템: 아침은 돼요. 12시까지. 그다음 난 — 모스크에. 알고 계셨어요?</w:t>
-      </w:r>
-    </w:p>
-    <w:p>
-      <w:pPr>
-        <w:pStyle w:val="BodyText"/>
-      </w:pPr>
-      <w:r>
-        <w:t xml:space="preserve">알렉세이: 알아요. 들었어요. 그래서 금요일엔 만나지 않아요. 토요일에만.</w:t>
-      </w:r>
-    </w:p>
-    <w:p>
-      <w:pPr>
-        <w:pStyle w:val="BodyText"/>
-      </w:pPr>
-      <w:r>
-        <w:t xml:space="preserve">루스템: 토요일. 좋아요. 직접 그걸 물어본 첫 모스크바 사람이에요. 보통 금요일 오후 1시에 전화하고, 내가 안 받으면 서운해해요. 그리고 카잔은 일이 느리다고 쓰죠.</w:t>
-      </w:r>
-    </w:p>
-    <w:p>
-      <w:pPr>
-        <w:pStyle w:val="BodyText"/>
-      </w:pPr>
-      <w:r>
-        <w:t xml:space="preserve">알렉세이: 우리 투자자가 그랬어요: 지방에선 금요일에 전화를 안 받는다고. 왜인지 몰랐어요. 이제 알아요.</w:t>
-      </w:r>
-    </w:p>
-    <w:p>
-      <w:pPr>
-        <w:pStyle w:val="BodyText"/>
-      </w:pPr>
-      <w:r>
-        <w:t xml:space="preserve">루스템: 투자자분이 현명하네요. 전해 주세요: 「래흐메트」. 아실 거예요.</w:t>
+        <w:t xml:space="preserve">루스템: 앗살라무 알라이쿰, 안녕하세요. 들어오세요. 신발은 안 벗어도 돼요. 여긴 집이 아니라 사무실이니까요.</w:t>
+      </w:r>
+    </w:p>
+    <w:p>
+      <w:pPr>
+        <w:pStyle w:val="BodyText"/>
+      </w:pPr>
+      <w:r>
+        <w:t xml:space="preserve">알렉세이: 안녕하세요, 루스템 갈림자노비치. 만나 주셔서 고맙습니다. 질문 하나로 시작하고 싶은데요.</w:t>
+      </w:r>
+    </w:p>
+    <w:p>
+      <w:pPr>
+        <w:pStyle w:val="BodyText"/>
+      </w:pPr>
+      <w:r>
+        <w:t xml:space="preserve">루스템: 질문으로? 아니요, 차로요. 아이다르, 차 가져와라. 제 아들이에요. 스물여섯이고, 런던에서 공부하고 집으로 돌아왔어요.</w:t>
+      </w:r>
+    </w:p>
+    <w:p>
+      <w:pPr>
+        <w:pStyle w:val="BodyText"/>
+      </w:pPr>
+      <w:r>
+        <w:t xml:space="preserve">아이다르: 안녕하세요. 차는 금방 나와요. 백리향 차예요. 아버지는 백리향 차만 드시거든요.</w:t>
+      </w:r>
+    </w:p>
+    <w:p>
+      <w:pPr>
+        <w:pStyle w:val="BodyText"/>
+      </w:pPr>
+      <w:r>
+        <w:t xml:space="preserve">디마: 런던이요? 우리 키릴도 런던에서 공부했어요. 신기한 우연이네요.</w:t>
+      </w:r>
+    </w:p>
+    <w:p>
+      <w:pPr>
+        <w:pStyle w:val="BodyText"/>
+      </w:pPr>
+      <w:r>
+        <w:t xml:space="preserve">아이다르: 거기서 경제학을 2년 공부했어요. 어쩌면 만났을지도 모르죠. 런던은 좁으니까요.</w:t>
+      </w:r>
+    </w:p>
+    <w:p>
+      <w:pPr>
+        <w:pStyle w:val="BodyText"/>
+      </w:pPr>
+      <w:r>
+        <w:t xml:space="preserve">루스템: 아이다르, 런던 자랑하지 마라. 앉으세요, 차 드세요. 첫 잔은 인사를 위한 거예요.</w:t>
+      </w:r>
+    </w:p>
+    <w:p>
+      <w:pPr>
+        <w:pStyle w:val="BodyText"/>
+      </w:pPr>
+      <w:r>
+        <w:t xml:space="preserve">알렉세이: 인사를 위해서요, 좋아요. 저는 알렉세이고, 서른… 일곱이에요. 아버지는 툴라의 엔지니어고, 할머니는 마을 펠드셰르였어요.</w:t>
+      </w:r>
+    </w:p>
+    <w:p>
+      <w:pPr>
+        <w:pStyle w:val="BodyText"/>
+      </w:pPr>
+      <w:r>
+        <w:t xml:space="preserve">루스템: 펠드셰르라… 우리 어머니도 아르스크 지역에서 40년 동안 펠드셰르였어요. 혼자서 마을 세 곳을 맡았죠.</w:t>
+      </w:r>
+    </w:p>
+    <w:p>
+      <w:pPr>
+        <w:pStyle w:val="BodyText"/>
+      </w:pPr>
+      <w:r>
+        <w:t xml:space="preserve">알렉세이: 우리 할머니는 혼자서 마을 네 곳이었어요, 역시 40년이요. 그리고 문 위에 판지가 걸려 있었죠.</w:t>
+      </w:r>
+    </w:p>
+    <w:p>
+      <w:pPr>
+        <w:pStyle w:val="BodyText"/>
+      </w:pPr>
+      <w:r>
+        <w:t xml:space="preserve">사피나: 그 기사가 실린 신문을 가져왔는데, 루스템 갈림자노비치가 두 번이나 읽으셨어요.</w:t>
+      </w:r>
+    </w:p>
+    <w:p>
+      <w:pPr>
+        <w:pStyle w:val="BodyText"/>
+      </w:pPr>
+      <w:r>
+        <w:t xml:space="preserve">루스템: 판지는 굴나라가 가져온 신문에서 봤어요. 그래서 당신들이 여기 있는 거예요. 그리고 두 번째 잔은 일을 위한 거예요.</w:t>
+      </w:r>
+    </w:p>
+    <w:p>
+      <w:pPr>
+        <w:pStyle w:val="BodyText"/>
+      </w:pPr>
+      <w:r>
+        <w:t xml:space="preserve">디마: 두 번째 잔은 일을 위해서요? 그럼 세 번째는 뭘 위한 거예요?</w:t>
+      </w:r>
+    </w:p>
+    <w:p>
+      <w:pPr>
+        <w:pStyle w:val="BodyText"/>
+      </w:pPr>
+      <w:r>
+        <w:t xml:space="preserve">루스템: 세 번째는 결정을 위한 거예요. 하지만 오늘은 아니에요. 카잔에선 세 번째 차 뒤에 결정하고, 세 번째 차는 셋째 날에만 나와요. 세 번째 잔을 향해 서두르는 사람은 보통 그 잔 없이 떠나고, 나중에 뭘 잘못했는지 오랫동안 몰라요.</w:t>
+      </w:r>
+    </w:p>
+    <w:p>
+      <w:pPr>
+        <w:pStyle w:val="BodyText"/>
+      </w:pPr>
+      <w:r>
+        <w:t xml:space="preserve">알렉세이: 그럼 일 얘기를 하죠. 타타르스탄에서 파트너를 찾고 있어요, 딱 한 곳이요. 온도 일지, 교육용 클리닉, 상담선 당직 의사가 있는 곳. 그리고 회색 상품은 없어야 해요. 지금도, 과거에도, 친척에게도요. 그게 우리의 핵심 조건이에요.</w:t>
+      </w:r>
+    </w:p>
+    <w:p>
+      <w:pPr>
+        <w:pStyle w:val="BodyText"/>
+      </w:pPr>
+      <w:r>
+        <w:t xml:space="preserve">루스템: 일지는 있어요, 22년째 쓰고 있죠. 아이다르가 컴퓨터로 옮겼는데, 두 달 동안 붙들고 있었어요.</w:t>
+      </w:r>
+    </w:p>
+    <w:p>
+      <w:pPr>
+        <w:pStyle w:val="BodyText"/>
+      </w:pPr>
+      <w:r>
+        <w:t xml:space="preserve">아이다르: 네, 두 달이요. 아버지가 손으로 쓰셨고, 가끔은 타타르어로까지 쓰셔서 번역해야 했거든요.</w:t>
+      </w:r>
+    </w:p>
+    <w:p>
+      <w:pPr>
+        <w:pStyle w:val="BodyText"/>
+      </w:pPr>
+      <w:r>
+        <w:t xml:space="preserve">알렉세이: 타타르어로요? 온도 일지를 타타르어로 쓰셨어요?</w:t>
+      </w:r>
+    </w:p>
+    <w:p>
+      <w:pPr>
+        <w:pStyle w:val="BodyText"/>
+      </w:pPr>
+      <w:r>
+        <w:t xml:space="preserve">루스템: 98년에 상황이 나빴을 때, 나 말고는 아무도 못 읽게 타타르어로 썼어요. 세무서도, 깡패도, 아내도요. 숫자는 똑같고, 말은 내 말이에요. 그리고 가끔 거기 내가 무섭다고 적혀 있어요. 그땐 정말로 무서웠거든요.</w:t>
+      </w:r>
+    </w:p>
+    <w:p>
+      <w:pPr>
+        <w:pStyle w:val="BodyText"/>
+      </w:pPr>
+      <w:r>
+        <w:t xml:space="preserve">디마: 98년이라… 우리 투자자도 98년 일을 전부 기억하세요.</w:t>
+      </w:r>
+    </w:p>
+    <w:p>
+      <w:pPr>
+        <w:pStyle w:val="BodyText"/>
+      </w:pPr>
+      <w:r>
+        <w:t xml:space="preserve">아이다르: 아버지, 또 98년 얘기하시네요.</w:t>
+      </w:r>
+    </w:p>
+    <w:p>
+      <w:pPr>
+        <w:pStyle w:val="BodyText"/>
+      </w:pPr>
+      <w:r>
+        <w:t xml:space="preserve">루스템: 다들 기억해. 그때 난 「지굴리」로 모스크바에서 카잔까지 약을 날랐어요. 밤에, 트렁크에 얼음 보온병을 싣고요.</w:t>
+      </w:r>
+    </w:p>
+    <w:p>
+      <w:pPr>
+        <w:pStyle w:val="BodyText"/>
+      </w:pPr>
+      <w:r>
+        <w:t xml:space="preserve">알렉세이: 얼음 보온병이요? 그게 냉장고 전부였어요?</w:t>
+      </w:r>
+    </w:p>
+    <w:p>
+      <w:pPr>
+        <w:pStyle w:val="BodyText"/>
+      </w:pPr>
+      <w:r>
+        <w:t xml:space="preserve">루스템: 그게 바로 냉장고였어요. 온도계는 끈에 매달려 있었고요. 100킬로미터마다 멈춰서 확인하고 적었어요. 그렇게 일지가 생긴 거예요.</w:t>
+      </w:r>
+    </w:p>
+    <w:p>
+      <w:pPr>
+        <w:pStyle w:val="BodyText"/>
+      </w:pPr>
+      <w:r>
+        <w:t xml:space="preserve">사피나: 루스템 갈림자노비치는 이 얘기를 믿는 사람에게만 해요. 저한테는 알고 지낸 지 10년째에 해 주셨어요.</w:t>
+      </w:r>
+    </w:p>
+    <w:p>
+      <w:pPr>
+        <w:pStyle w:val="BodyText"/>
+      </w:pPr>
+      <w:r>
+        <w:t xml:space="preserve">아이다르: 저한테는 20년째에야 해 주셨어요. 제가 런던에서 돌아왔을 때요.</w:t>
+      </w:r>
+    </w:p>
+    <w:p>
+      <w:pPr>
+        <w:pStyle w:val="BodyText"/>
+      </w:pPr>
+      <w:r>
+        <w:t xml:space="preserve">루스템: 굴나라, 내 비밀 누설하지 마요. 아이다르, 세 번째 잔은 아직 따르지 마라. 아직 일러.</w:t>
+      </w:r>
+    </w:p>
+    <w:p>
+      <w:pPr>
+        <w:pStyle w:val="BodyText"/>
+      </w:pPr>
+      <w:r>
+        <w:t xml:space="preserve">알렉세이: 교육용 클리닉은 있어요? 저희에겐 그게 아주 중요해요.</w:t>
+      </w:r>
+    </w:p>
+    <w:p>
+      <w:pPr>
+        <w:pStyle w:val="BodyText"/>
+      </w:pPr>
+      <w:r>
+        <w:t xml:space="preserve">사피나: 있어요, 제 클리닉이요. 그리고 의과대학에 학과가 있는데, 제 스승인 자리포바 교수님이 계세요. 내일 기다리고 계세요.</w:t>
+      </w:r>
+    </w:p>
+    <w:p>
+      <w:pPr>
+        <w:pStyle w:val="BodyText"/>
+      </w:pPr>
+      <w:r>
+        <w:t xml:space="preserve">알렉세이: 그런데 내일은 금요일이잖아요. 아침에는 만날 수 있을까요?</w:t>
+      </w:r>
+    </w:p>
+    <w:p>
+      <w:pPr>
+        <w:pStyle w:val="BodyText"/>
+      </w:pPr>
+      <w:r>
+        <w:t xml:space="preserve">루스템: 아침은 돼요. 다만 12시까지만이에요. 그 뒤엔 모스크에 가거든요. 알고 계셨어요?</w:t>
+      </w:r>
+    </w:p>
+    <w:p>
+      <w:pPr>
+        <w:pStyle w:val="BodyText"/>
+      </w:pPr>
+      <w:r>
+        <w:t xml:space="preserve">알렉세이: 알아요, 미리 들었어요. 그래서 금요일엔 만나지 않고 토요일에만 뵙는 거예요.</w:t>
+      </w:r>
+    </w:p>
+    <w:p>
+      <w:pPr>
+        <w:pStyle w:val="BodyText"/>
+      </w:pPr>
+      <w:r>
+        <w:t xml:space="preserve">루스템: 토요일, 좋아요. 그걸 먼저 물어본 모스크바 사람은 당신이 처음이에요. 보통 금요일 오후 1시에 전화하고는 내가 안 받는다고 서운해하고, 인터넷에 카잔은 일을 느리게 한다고 써요.</w:t>
+      </w:r>
+    </w:p>
+    <w:p>
+      <w:pPr>
+        <w:pStyle w:val="BodyText"/>
+      </w:pPr>
+      <w:r>
+        <w:t xml:space="preserve">알렉세이: 우리 투자자가 지방에선 금요일에 전화를 안 받는다고 했어요. 이유는 몰랐는데, 이제 알겠네요.</w:t>
+      </w:r>
+    </w:p>
+    <w:p>
+      <w:pPr>
+        <w:pStyle w:val="BodyText"/>
+      </w:pPr>
+      <w:r>
+        <w:t xml:space="preserve">루스템: 당신 투자자는 현명한 사람이네요. 내 대신 「래흐매트」라고 전해 줘요. 다 알아들을 거예요.</w:t>
       </w:r>
     </w:p>
     <w:bookmarkEnd w:id="34"/>
@@ -4728,239 +4728,239 @@
         <w:pStyle w:val="FirstParagraph"/>
       </w:pPr>
       <w:r>
-        <w:t xml:space="preserve">자리포바: 앉으세요. 굴나라 리나토브나는 내 학생이었어요. 20년 전. 최고였죠. 제일 고집 세고.</w:t>
-      </w:r>
-    </w:p>
-    <w:p>
-      <w:pPr>
-        <w:pStyle w:val="BodyText"/>
-      </w:pPr>
-      <w:r>
-        <w:t xml:space="preserve">사피나: 알피야 라시토브나, 난 고집 센 게 아니에요. 일관된 거예요.</w:t>
-      </w:r>
-    </w:p>
-    <w:p>
-      <w:pPr>
-        <w:pStyle w:val="BodyText"/>
-      </w:pPr>
-      <w:r>
-        <w:t xml:space="preserve">자리포바: 일관됨. 졸업장을 받은 고집이죠. 자. 카잔 의사들을 가르치고 싶다고요.</w:t>
-      </w:r>
-    </w:p>
-    <w:p>
-      <w:pPr>
-        <w:pStyle w:val="BodyText"/>
-      </w:pPr>
-      <w:r>
-        <w:t xml:space="preserve">알렉세이: 그래요. 교수님과 함께. 대신이 아니라.</w:t>
-      </w:r>
-    </w:p>
-    <w:p>
-      <w:pPr>
-        <w:pStyle w:val="BodyText"/>
-      </w:pPr>
-      <w:r>
-        <w:t xml:space="preserve">자리포바: 함께. 좋아요. 그럼 내 질문. 카잔엔 의사가 세 종류예요. 여기서 배운 사람. 모스크바에서 배운 사람. 그리고 영상으로 배운 사람. 누굴 가르칠 거예요?</w:t>
-      </w:r>
-    </w:p>
-    <w:p>
-      <w:pPr>
-        <w:pStyle w:val="BodyText"/>
-      </w:pPr>
-      <w:r>
-        <w:t xml:space="preserve">디마: 모두요. 6모듈과 시험. 모두에게 똑같이.</w:t>
-      </w:r>
-    </w:p>
-    <w:p>
-      <w:pPr>
-        <w:pStyle w:val="BodyText"/>
-      </w:pPr>
-      <w:r>
-        <w:t xml:space="preserve">자리포바: 똑같이는 — 틀렸어요. 우리 졸업생은 모스크바 사람보다 해부학을 잘 알아요. 하지만 환자에게 「아니요」라고 말하길 두려워해요. 모스크바 사람은 「아니요」를 쉽게 말하지만 해부학은 덜 기억하고. 「영상」은 둘 다 몰라요. 세 가지 다른 수업이에요.</w:t>
-      </w:r>
-    </w:p>
-    <w:p>
-      <w:pPr>
-        <w:pStyle w:val="BodyText"/>
-      </w:pPr>
-      <w:r>
-        <w:t xml:space="preserve">알렉세이: 그럼 시험은 — 같게. 준비는 — 다르게.</w:t>
-      </w:r>
-    </w:p>
-    <w:p>
-      <w:pPr>
-        <w:pStyle w:val="BodyText"/>
-      </w:pPr>
-      <w:r>
-        <w:t xml:space="preserve">자리포바: 그거예요. 맞는 답이에요. 빨리 배우시네요.</w:t>
-      </w:r>
-    </w:p>
-    <w:p>
-      <w:pPr>
-        <w:pStyle w:val="BodyText"/>
-      </w:pPr>
-      <w:r>
-        <w:t xml:space="preserve">사피나: 알피야 라시토브나는 누구한테나 「빨리 배우시네요」라고 해요. 그러고는 3점을 주시죠.</w:t>
-      </w:r>
-    </w:p>
-    <w:p>
-      <w:pPr>
-        <w:pStyle w:val="BodyText"/>
-      </w:pPr>
-      <w:r>
-        <w:t xml:space="preserve">자리포바: 굴나라, 방해하지 마. 두 번째 질문. 교재는 무슨 언어예요?</w:t>
-      </w:r>
-    </w:p>
-    <w:p>
-      <w:pPr>
-        <w:pStyle w:val="BodyText"/>
-      </w:pPr>
-      <w:r>
-        <w:t xml:space="preserve">알렉세이: 러시아어. 그리고 한국어 원본.</w:t>
-      </w:r>
-    </w:p>
-    <w:p>
-      <w:pPr>
-        <w:pStyle w:val="BodyText"/>
-      </w:pPr>
-      <w:r>
-        <w:t xml:space="preserve">자리포바: 환자들은요? 우리 환자 절반이 지방 출신이에요. 많은 분이 타타르어를 더 잘 알아요. 특히 손녀를 데리고 오는 할머니들.</w:t>
-      </w:r>
-    </w:p>
-    <w:p>
-      <w:pPr>
-        <w:pStyle w:val="BodyText"/>
-      </w:pPr>
-      <w:r>
-        <w:t xml:space="preserve">디마: 환자 문진표 — 타타르어로요? 가능해요?</w:t>
-      </w:r>
-    </w:p>
-    <w:p>
-      <w:pPr>
-        <w:pStyle w:val="BodyText"/>
-      </w:pPr>
-      <w:r>
-        <w:t xml:space="preserve">사피나: 가능해요. 내가 번역할게요. 일주일 안에. 「베로니카 질문」도 — 타타르어로.</w:t>
-      </w:r>
-    </w:p>
-    <w:p>
-      <w:pPr>
-        <w:pStyle w:val="BodyText"/>
-      </w:pPr>
-      <w:r>
-        <w:t xml:space="preserve">알렉세이: 베로니카 질문. 자가면역 질환. 그 얘길 아세요?</w:t>
-      </w:r>
-    </w:p>
-    <w:p>
-      <w:pPr>
-        <w:pStyle w:val="BodyText"/>
-      </w:pPr>
-      <w:r>
-        <w:t xml:space="preserve">사피나: 알아요. 당신들 코르닐로바가 과정에서 얘기했어요. 그 뒤로 환자마다 물어요. 두 언어로.</w:t>
-      </w:r>
-    </w:p>
-    <w:p>
-      <w:pPr>
-        <w:pStyle w:val="BodyText"/>
-      </w:pPr>
-      <w:r>
-        <w:t xml:space="preserve">자리포바: 거봐요. 당신들이 굴나라를 가르쳤고. 이제 굴나라가 당신들을 가르칠 거예요. 카잔에선 그렇게 돼요.</w:t>
-      </w:r>
-    </w:p>
-    <w:p>
-      <w:pPr>
-        <w:pStyle w:val="BodyText"/>
-      </w:pPr>
-      <w:r>
-        <w:t xml:space="preserve">사피나: 20년 전엔 교수님께 배웠어요. 이젠 — 이분들께. 부끄러운 일이 아니에요.</w:t>
-      </w:r>
-    </w:p>
-    <w:p>
-      <w:pPr>
-        <w:pStyle w:val="BodyText"/>
-      </w:pPr>
-      <w:r>
-        <w:t xml:space="preserve">디마: 알피야 라시토브나, 의사가 「세 종류」라고 하셨죠. 마스터들은요?</w:t>
-      </w:r>
-    </w:p>
-    <w:p>
-      <w:pPr>
-        <w:pStyle w:val="BodyText"/>
-      </w:pPr>
-      <w:r>
-        <w:t xml:space="preserve">자리포바: 마스터는 의사가 아니에요. 내 두통이죠. 카잔엔 많아요. 특히 그 채널 이후로. 카잔은 그 크리스티나의 판매 2위 도시였어요. 굴나라와 함께 그 후유증을 치료했으니까 알아요.</w:t>
-      </w:r>
-    </w:p>
-    <w:p>
-      <w:pPr>
-        <w:pStyle w:val="BodyText"/>
-      </w:pPr>
-      <w:r>
-        <w:t xml:space="preserve">알렉세이: 크리스티나는 이제 마스터들에게 위험을 보는 법을 가르쳐요. 놓는 게 아니라 — 보는 거.</w:t>
-      </w:r>
-    </w:p>
-    <w:p>
-      <w:pPr>
-        <w:pStyle w:val="BodyText"/>
-      </w:pPr>
-      <w:r>
-        <w:t xml:space="preserve">자리포바: 영상 봤어요. 안 믿었어요. 오라고 해요. 직접 볼게요. 정직하다면 — 우리 학과가 강의실을 줄게요.</w:t>
-      </w:r>
-    </w:p>
-    <w:p>
-      <w:pPr>
-        <w:pStyle w:val="BodyText"/>
-      </w:pPr>
-      <w:r>
-        <w:t xml:space="preserve">사피나: 알피야 라시토브나, 그건 「예」라는 뜻이에요?</w:t>
-      </w:r>
-    </w:p>
-    <w:p>
-      <w:pPr>
-        <w:pStyle w:val="BodyText"/>
-      </w:pPr>
-      <w:r>
-        <w:t xml:space="preserve">자리포바: 「오세요」라는 뜻이에요. 카잔에선 「예」는 친척에게만 해요.</w:t>
-      </w:r>
-    </w:p>
-    <w:p>
-      <w:pPr>
-        <w:pStyle w:val="BodyText"/>
-      </w:pPr>
-      <w:r>
-        <w:t xml:space="preserve">알렉세이: 그럼 친척이 되도록 해 볼게요. 5년 안에.</w:t>
-      </w:r>
-    </w:p>
-    <w:p>
-      <w:pPr>
-        <w:pStyle w:val="BodyText"/>
-      </w:pPr>
-      <w:r>
-        <w:t xml:space="preserve">자리포바: 5년이면 — 빠르네요. 보통은 — 10년. 하지만 빨리 배우시니까.</w:t>
-      </w:r>
-    </w:p>
-    <w:p>
-      <w:pPr>
-        <w:pStyle w:val="BodyText"/>
-      </w:pPr>
-      <w:r>
-        <w:t xml:space="preserve">이리나: 알렉세이, 회의 중에 죄송해요. 급해요. 하이룰린 건이에요. 되는 대로 전화 주세요.</w:t>
-      </w:r>
-    </w:p>
-    <w:p>
-      <w:pPr>
-        <w:pStyle w:val="BodyText"/>
-      </w:pPr>
-      <w:r>
-        <w:t xml:space="preserve">알렉세이: 이리나, 10분 뒤에 전화할게요. 알피야 라시토브나, 죄송합니다.</w:t>
-      </w:r>
-    </w:p>
-    <w:p>
-      <w:pPr>
-        <w:pStyle w:val="BodyText"/>
-      </w:pPr>
-      <w:r>
-        <w:t xml:space="preserve">자리포바: 가세요. 카잔에서 급한 건 기다리지 않아요. 결정과 달리.</w:t>
+        <w:t xml:space="preserve">자리포바: 앉으세요. 굴나라 리나토브나는 20년 전 내 학생이었어요. 가장 뛰어나고 가장 고집 센 학생이었죠.</w:t>
+      </w:r>
+    </w:p>
+    <w:p>
+      <w:pPr>
+        <w:pStyle w:val="BodyText"/>
+      </w:pPr>
+      <w:r>
+        <w:t xml:space="preserve">사피나: 알피야 라시토브나, 전 고집 센 게 아니라 일관된 거예요. 그건 다른 거예요.</w:t>
+      </w:r>
+    </w:p>
+    <w:p>
+      <w:pPr>
+        <w:pStyle w:val="BodyText"/>
+      </w:pPr>
+      <w:r>
+        <w:t xml:space="preserve">자리포바: 일관성은 졸업장을 받은 고집이에요. 자, 그러니까 카잔 의사들을 가르치고 싶다는 거죠.</w:t>
+      </w:r>
+    </w:p>
+    <w:p>
+      <w:pPr>
+        <w:pStyle w:val="BodyText"/>
+      </w:pPr>
+      <w:r>
+        <w:t xml:space="preserve">알렉세이: 네, 하지만 교수님 대신이 아니라 교수님과 함께요. 그게 저희에겐 중요해요.</w:t>
+      </w:r>
+    </w:p>
+    <w:p>
+      <w:pPr>
+        <w:pStyle w:val="BodyText"/>
+      </w:pPr>
+      <w:r>
+        <w:t xml:space="preserve">자리포바: 함께라, 좋아요. 그럼 질문이 있어요. 카잔에는 세 종류의 의사가 있어요. 여기서 배운 사람, 모스크바에서 배운 사람, 영상으로 배운 사람. 그중 누구를 가르칠 건가요?</w:t>
+      </w:r>
+    </w:p>
+    <w:p>
+      <w:pPr>
+        <w:pStyle w:val="BodyText"/>
+      </w:pPr>
+      <w:r>
+        <w:t xml:space="preserve">디마: 모두요. 모듈 여섯 개와 시험이 있고, 모두에게 똑같아요.</w:t>
+      </w:r>
+    </w:p>
+    <w:p>
+      <w:pPr>
+        <w:pStyle w:val="BodyText"/>
+      </w:pPr>
+      <w:r>
+        <w:t xml:space="preserve">자리포바: 똑같이는 틀렸어요. 우리 졸업생은 모스크바 사람보다 해부학을 잘 알지만, 환자에게 「안 돼요」라고 말하길 두려워해요. 모스크바 사람은 「안 돼요」를 쉽게 말하지만 해부학은 덜 기억하죠. 영상으로 배운 사람은 둘 다 몰라요. 완전히 다른 세 가지 수업이에요.</w:t>
+      </w:r>
+    </w:p>
+    <w:p>
+      <w:pPr>
+        <w:pStyle w:val="BodyText"/>
+      </w:pPr>
+      <w:r>
+        <w:t xml:space="preserve">알렉세이: 그럼 시험은 똑같이, 준비는 다르게요. 각자에게 맞게요.</w:t>
+      </w:r>
+    </w:p>
+    <w:p>
+      <w:pPr>
+        <w:pStyle w:val="BodyText"/>
+      </w:pPr>
+      <w:r>
+        <w:t xml:space="preserve">자리포바: 그거예요, 정답이에요. 보니까 빨리 배우시네요.</w:t>
+      </w:r>
+    </w:p>
+    <w:p>
+      <w:pPr>
+        <w:pStyle w:val="BodyText"/>
+      </w:pPr>
+      <w:r>
+        <w:t xml:space="preserve">사피나: 알피야 라시토브나는 누구에게나 「빨리 배우시네요」라고 하시고, 그다음엔 3점을 주세요.</w:t>
+      </w:r>
+    </w:p>
+    <w:p>
+      <w:pPr>
+        <w:pStyle w:val="BodyText"/>
+      </w:pPr>
+      <w:r>
+        <w:t xml:space="preserve">자리포바: 굴나라, 방해하지 마라. 두 번째 질문이에요. 교재는 무슨 언어로 돼 있어요?</w:t>
+      </w:r>
+    </w:p>
+    <w:p>
+      <w:pPr>
+        <w:pStyle w:val="BodyText"/>
+      </w:pPr>
+      <w:r>
+        <w:t xml:space="preserve">알렉세이: 러시아어로요. 그리고 비교하고 싶은 분들을 위해 한국어 원본도 있어요.</w:t>
+      </w:r>
+    </w:p>
+    <w:p>
+      <w:pPr>
+        <w:pStyle w:val="BodyText"/>
+      </w:pPr>
+      <w:r>
+        <w:t xml:space="preserve">자리포바: 환자들은요? 우리 환자 절반은 지방에서 오고, 많은 사람이 타타르어를 더 잘 알아들어요. 특히 손녀와 함께 오는 할머니들이요.</w:t>
+      </w:r>
+    </w:p>
+    <w:p>
+      <w:pPr>
+        <w:pStyle w:val="BodyText"/>
+      </w:pPr>
+      <w:r>
+        <w:t xml:space="preserve">디마: 환자 설문지를 타타르어로 만들어야 한다는 말씀이세요? 그게 가능해요?</w:t>
+      </w:r>
+    </w:p>
+    <w:p>
+      <w:pPr>
+        <w:pStyle w:val="BodyText"/>
+      </w:pPr>
+      <w:r>
+        <w:t xml:space="preserve">사피나: 가능해요, 일주일이면 번역할게요. 베로니카의 질문도 타타르어로 옮길게요.</w:t>
+      </w:r>
+    </w:p>
+    <w:p>
+      <w:pPr>
+        <w:pStyle w:val="BodyText"/>
+      </w:pPr>
+      <w:r>
+        <w:t xml:space="preserve">알렉세이: 자가면역 질환에 관한 베로니카의 질문이요? 그 일을 아세요?</w:t>
+      </w:r>
+    </w:p>
+    <w:p>
+      <w:pPr>
+        <w:pStyle w:val="BodyText"/>
+      </w:pPr>
+      <w:r>
+        <w:t xml:space="preserve">사피나: 알아요, 코르닐로바 선생님이 강좌에서 얘기해 주셨어요. 그 뒤로 모든 환자에게 그걸 물어요, 그것도 두 언어로요.</w:t>
+      </w:r>
+    </w:p>
+    <w:p>
+      <w:pPr>
+        <w:pStyle w:val="BodyText"/>
+      </w:pPr>
+      <w:r>
+        <w:t xml:space="preserve">자리포바: 보세요. 예전엔 내가 굴나라를 가르쳤고, 이제는 굴나라가 당신들을 가르칠 거예요. 카잔에선 그렇게 돼요.</w:t>
+      </w:r>
+    </w:p>
+    <w:p>
+      <w:pPr>
+        <w:pStyle w:val="BodyText"/>
+      </w:pPr>
+      <w:r>
+        <w:t xml:space="preserve">사피나: 20년 전엔 교수님께 배웠고, 이제는 이분들에게 배워요. 부끄러울 거 하나도 없어요.</w:t>
+      </w:r>
+    </w:p>
+    <w:p>
+      <w:pPr>
+        <w:pStyle w:val="BodyText"/>
+      </w:pPr>
+      <w:r>
+        <w:t xml:space="preserve">디마: 알피야 라시토브나, 의사가 세 종류라고 하셨는데요. 마스터들은요?</w:t>
+      </w:r>
+    </w:p>
+    <w:p>
+      <w:pPr>
+        <w:pStyle w:val="BodyText"/>
+      </w:pPr>
+      <w:r>
+        <w:t xml:space="preserve">자리포바: 마스터는 의사가 아니라 내 골칫거리예요. 카잔엔 많아요. 특히 그 채널 이후로요. 카잔은 그 크리스티나의 판매 2위 도시였어요. 확실히 알아요. 굴나라와 함께 그 후유증을 치료하면서 내 눈으로 다 봤으니까요.</w:t>
+      </w:r>
+    </w:p>
+    <w:p>
+      <w:pPr>
+        <w:pStyle w:val="BodyText"/>
+      </w:pPr>
+      <w:r>
+        <w:t xml:space="preserve">알렉세이: 크리스티나는 이제 마스터들에게 위험을 알아보는 법을 가르쳐요. 놓는 게 아니라, 바로 알아보는 걸요.</w:t>
+      </w:r>
+    </w:p>
+    <w:p>
+      <w:pPr>
+        <w:pStyle w:val="BodyText"/>
+      </w:pPr>
+      <w:r>
+        <w:t xml:space="preserve">자리포바: 그 영상 봤는데 믿지 않았어요. 오라고 하세요, 직접 보겠어요. 정직한 사람이면 내 학과가 강의실을 내줄 거예요.</w:t>
+      </w:r>
+    </w:p>
+    <w:p>
+      <w:pPr>
+        <w:pStyle w:val="BodyText"/>
+      </w:pPr>
+      <w:r>
+        <w:t xml:space="preserve">사피나: 알피야 라시토브나, 죄송한데 그건 「네」라는 뜻이에요?</w:t>
+      </w:r>
+    </w:p>
+    <w:p>
+      <w:pPr>
+        <w:pStyle w:val="BodyText"/>
+      </w:pPr>
+      <w:r>
+        <w:t xml:space="preserve">자리포바: 「오세요」라는 뜻이에요. 카잔에선 「네」는 친척에게만 해요.</w:t>
+      </w:r>
+    </w:p>
+    <w:p>
+      <w:pPr>
+        <w:pStyle w:val="BodyText"/>
+      </w:pPr>
+      <w:r>
+        <w:t xml:space="preserve">알렉세이: 그럼 교수님의 친척이 되도록 노력할게요, 한 5년 안에요.</w:t>
+      </w:r>
+    </w:p>
+    <w:p>
+      <w:pPr>
+        <w:pStyle w:val="BodyText"/>
+      </w:pPr>
+      <w:r>
+        <w:t xml:space="preserve">자리포바: 5년이면 빠른 거예요. 보통 10년 걸려요. 하지만 빨리 배우시니까요.</w:t>
+      </w:r>
+    </w:p>
+    <w:p>
+      <w:pPr>
+        <w:pStyle w:val="BodyText"/>
+      </w:pPr>
+      <w:r>
+        <w:t xml:space="preserve">이리나: 알렉세이, 미팅 중에 전화해서 미안한데 급해요. 하이룰린 건이에요. 되는 대로 바로 전화 주세요.</w:t>
+      </w:r>
+    </w:p>
+    <w:p>
+      <w:pPr>
+        <w:pStyle w:val="BodyText"/>
+      </w:pPr>
+      <w:r>
+        <w:t xml:space="preserve">알렉세이: 이리나, 10분 뒤에 전화할게요. 알피야 라시토브나, 정말 죄송합니다.</w:t>
+      </w:r>
+    </w:p>
+    <w:p>
+      <w:pPr>
+        <w:pStyle w:val="BodyText"/>
+      </w:pPr>
+      <w:r>
+        <w:t xml:space="preserve">자리포바: 가 보세요. 카잔에선 급한 일은 안 기다려요. 기다릴 줄 아는 결정과는 다르죠.</w:t>
       </w:r>
     </w:p>
     <w:bookmarkEnd w:id="35"/>
@@ -4978,199 +4978,199 @@
         <w:pStyle w:val="FirstParagraph"/>
       </w:pPr>
       <w:r>
-        <w:t xml:space="preserve">이리나: 「이델메드」를 확인했어요. 깨끗해요. 22년, 세금, 소송 — 아무것도 없어요. 그런데 「이델카고」가 있어요.</w:t>
-      </w:r>
-    </w:p>
-    <w:p>
-      <w:pPr>
-        <w:pStyle w:val="BodyText"/>
-      </w:pPr>
-      <w:r>
-        <w:t xml:space="preserve">알렉세이: 「이델카고」? 그게 뭐예요?</w:t>
-      </w:r>
-    </w:p>
-    <w:p>
-      <w:pPr>
-        <w:pStyle w:val="BodyText"/>
-      </w:pPr>
-      <w:r>
-        <w:t xml:space="preserve">이리나: 카고 회사. 소유주 — 일다르 하이룰린. 루스템의 사촌. 노선 — 카자흐스탄, 중국. 「일괄 통관」 화물.</w:t>
-      </w:r>
-    </w:p>
-    <w:p>
-      <w:pPr>
-        <w:pStyle w:val="BodyText"/>
-      </w:pPr>
-      <w:r>
-        <w:t xml:space="preserve">디마: 카자흐스탄. 카고. 그건… 아르투르 같은데요.</w:t>
-      </w:r>
-    </w:p>
-    <w:p>
-      <w:pPr>
-        <w:pStyle w:val="BodyText"/>
-      </w:pPr>
-      <w:r>
-        <w:t xml:space="preserve">이리나: 아르투르 같다는 게 아니에요. 그게 있다는 거예요. 그리고 루스템이 「카고」 지분 10퍼센트 공동 설립자였다는 거. 작년까지. 공개된 정보라 누구나 찾을 수 있어요.</w:t>
-      </w:r>
-    </w:p>
-    <w:p>
-      <w:pPr>
-        <w:pStyle w:val="BodyText"/>
-      </w:pPr>
-      <w:r>
-        <w:t xml:space="preserve">알렉세이: 작년까지. 지금은요?</w:t>
-      </w:r>
-    </w:p>
-    <w:p>
-      <w:pPr>
-        <w:pStyle w:val="BodyText"/>
-      </w:pPr>
-      <w:r>
-        <w:t xml:space="preserve">이리나: 지금은 — 빠졌어요. 서류상. 왜인지는 — 몰라요. 그건 그분께 물어봐야 해요. 나 말고.</w:t>
-      </w:r>
-    </w:p>
-    <w:p>
-      <w:pPr>
-        <w:pStyle w:val="BodyText"/>
-      </w:pPr>
-      <w:r>
-        <w:t xml:space="preserve">사피나: 알렉세이 니콜라예비치, 루스템을 12년 알았어요. 그분은 회색을 나르지 않아요. 절대.</w:t>
-      </w:r>
-    </w:p>
-    <w:p>
-      <w:pPr>
-        <w:pStyle w:val="BodyText"/>
-      </w:pPr>
-      <w:r>
-        <w:t xml:space="preserve">알렉세이: 믿어요, 굴나라 리나토브나. 하지만 직접 물어야 해요. 정면으로. 토요일에.</w:t>
-      </w:r>
-    </w:p>
-    <w:p>
-      <w:pPr>
-        <w:pStyle w:val="BodyText"/>
-      </w:pPr>
-      <w:r>
-        <w:t xml:space="preserve">사피나: 토요일. 좋아요. 다만 수사관처럼 말고. 손님처럼. 아니면 상처받으실 거고, 세 번째 차는 없을 거예요.</w:t>
-      </w:r>
-    </w:p>
-    <w:p>
-      <w:pPr>
-        <w:pStyle w:val="BodyText"/>
-      </w:pPr>
-      <w:r>
-        <w:t xml:space="preserve">디마: 사촌에 대해 상처 안 주고 어떻게 물어요?</w:t>
-      </w:r>
-    </w:p>
-    <w:p>
-      <w:pPr>
-        <w:pStyle w:val="BodyText"/>
-      </w:pPr>
-      <w:r>
-        <w:t xml:space="preserve">사피나: 사촌부터 시작해요. 카고 말고. 어떻게 지내는지. 건강하신지. 그다음 — 무슨 일을 하는지. 원하면 직접 말씀하실 거예요. 카잔에선 돈보다 가족을 먼저 물어요. 그리고 더 오래 들어요.</w:t>
-      </w:r>
-    </w:p>
-    <w:p>
-      <w:pPr>
-        <w:pStyle w:val="BodyText"/>
-      </w:pPr>
-      <w:r>
-        <w:t xml:space="preserve">알렉세이: 원하지 않으면요?</w:t>
-      </w:r>
-    </w:p>
-    <w:p>
-      <w:pPr>
-        <w:pStyle w:val="BodyText"/>
-      </w:pPr>
-      <w:r>
-        <w:t xml:space="preserve">사피나: 그럼 물었을 때보다 더 많이 알게 될 거예요. 카잔에선 침묵도 답이에요.</w:t>
-      </w:r>
-    </w:p>
-    <w:p>
-      <w:pPr>
-        <w:pStyle w:val="BodyText"/>
-      </w:pPr>
-      <w:r>
-        <w:t xml:space="preserve">디마: 침묵도 답. 야로슬라블도 그래요. 다만 더 오래 침묵하죠.</w:t>
-      </w:r>
-    </w:p>
-    <w:p>
-      <w:pPr>
-        <w:pStyle w:val="BodyText"/>
-      </w:pPr>
-      <w:r>
-        <w:t xml:space="preserve">이리나: 알렉세이, 내 의견. 「카고」에서 빠졌다면 — 좋은 신호예요. 왜인지 말해 준다면 — 더 좋고요.</w:t>
-      </w:r>
-    </w:p>
-    <w:p>
-      <w:pPr>
-        <w:pStyle w:val="BodyText"/>
-      </w:pPr>
-      <w:r>
-        <w:t xml:space="preserve">알렉세이: 동의해요. 하지만 화물이 사촌을 통해 간다고 하면 — 안 돼요.</w:t>
-      </w:r>
-    </w:p>
-    <w:p>
-      <w:pPr>
-        <w:pStyle w:val="BodyText"/>
-      </w:pPr>
-      <w:r>
-        <w:t xml:space="preserve">사피나: 그럼 — 안 되죠. 이해할게요. 아쉽겠지만.</w:t>
-      </w:r>
-    </w:p>
-    <w:p>
-      <w:pPr>
-        <w:pStyle w:val="BodyText"/>
-      </w:pPr>
-      <w:r>
-        <w:t xml:space="preserve">디마: 22년 일지가 있어도요? 「지굴리」와 얼음 보온병이 있어도?</w:t>
-      </w:r>
-    </w:p>
-    <w:p>
-      <w:pPr>
-        <w:pStyle w:val="BodyText"/>
-      </w:pPr>
-      <w:r>
-        <w:t xml:space="preserve">알렉세이: 그래도요. 길을 통제하지 못하는 일지는 반쪽짜리 일지예요. 칼리닌그라드 때 얘기했잖아요.</w:t>
-      </w:r>
-    </w:p>
-    <w:p>
-      <w:pPr>
-        <w:pStyle w:val="BodyText"/>
-      </w:pPr>
-      <w:r>
-        <w:t xml:space="preserve">이리나: 동의해요. 이제 가야 해요. 저녁에 전화할게요. 늘 그렇듯 8시에.</w:t>
-      </w:r>
-    </w:p>
-    <w:p>
-      <w:pPr>
-        <w:pStyle w:val="BodyText"/>
-      </w:pPr>
-      <w:r>
-        <w:t xml:space="preserve">사피나: 저기 보세요. 쿨샤리프 모스크. 그리고 옆에 — 블라고베셴스키 대성당. 한 크렘린 안에, 같은 성벽 안에. 그렇게 오랜 세월 — 누구의 신이 더 높은지 아무도 다투지 않아요. 관광객들만 어디서, 어느 쪽에서 사진 찍는 게 좋은지 다투죠.</w:t>
-      </w:r>
-    </w:p>
-    <w:p>
-      <w:pPr>
-        <w:pStyle w:val="BodyText"/>
-      </w:pPr>
-      <w:r>
-        <w:t xml:space="preserve">디마: 판지와 액자처럼요. 한 문 위에.</w:t>
-      </w:r>
-    </w:p>
-    <w:p>
-      <w:pPr>
-        <w:pStyle w:val="BodyText"/>
-      </w:pPr>
-      <w:r>
-        <w:t xml:space="preserve">사피나: 판지와 액자처럼요. 다만 우린 — 500년이에요. 당신들도 배우게 될 거예요.</w:t>
-      </w:r>
-    </w:p>
-    <w:p>
-      <w:pPr>
-        <w:pStyle w:val="BodyText"/>
-      </w:pPr>
-      <w:r>
-        <w:t xml:space="preserve">디마: 500년. 우린 — 3년. 시간은 있네요.</w:t>
+        <w:t xml:space="preserve">이리나: 「이델메드」를 조사했는데 깨끗해요. 22년, 세금, 소송, 나쁜 건 하나도 없어요. 그런데 「이델카르고」가 있어요.</w:t>
+      </w:r>
+    </w:p>
+    <w:p>
+      <w:pPr>
+        <w:pStyle w:val="BodyText"/>
+      </w:pPr>
+      <w:r>
+        <w:t xml:space="preserve">알렉세이: 「이델카르고」? 그건 무슨 회사예요?</w:t>
+      </w:r>
+    </w:p>
+    <w:p>
+      <w:pPr>
+        <w:pStyle w:val="BodyText"/>
+      </w:pPr>
+      <w:r>
+        <w:t xml:space="preserve">이리나: 화물 운송 회사예요. 소유주는 일다르 하이룰린, 루스템의 사촌이에요. 노선은 카자흐스탄과 중국을 거치고, 화물은 「턴키」로 받아요.</w:t>
+      </w:r>
+    </w:p>
+    <w:p>
+      <w:pPr>
+        <w:pStyle w:val="BodyText"/>
+      </w:pPr>
+      <w:r>
+        <w:t xml:space="preserve">디마: 카자흐스탄에 카고라… 그럼 아르투르 때랑 똑같은 거 아니에요?</w:t>
+      </w:r>
+    </w:p>
+    <w:p>
+      <w:pPr>
+        <w:pStyle w:val="BodyText"/>
+      </w:pPr>
+      <w:r>
+        <w:t xml:space="preserve">이리나: 아르투르 때랑 같다는 게 아니에요. 그게 존재한다는 거고, 루스템이 작년까지 「카르고」 지분 10퍼센트의 공동 설립자였다는 거예요. 공개 자료라서 우리 파트너를 확인하려는 사람이면 누구나 찾을 수 있어요.</w:t>
+      </w:r>
+    </w:p>
+    <w:p>
+      <w:pPr>
+        <w:pStyle w:val="BodyText"/>
+      </w:pPr>
+      <w:r>
+        <w:t xml:space="preserve">알렉세이: 작년까지라고요? 그럼 지금은요?</w:t>
+      </w:r>
+    </w:p>
+    <w:p>
+      <w:pPr>
+        <w:pStyle w:val="BodyText"/>
+      </w:pPr>
+      <w:r>
+        <w:t xml:space="preserve">이리나: 지금은 서류상 나왔어요. 왜인지는 몰라요. 그건 내가 아니라 그분께 물어봐야 해요.</w:t>
+      </w:r>
+    </w:p>
+    <w:p>
+      <w:pPr>
+        <w:pStyle w:val="BodyText"/>
+      </w:pPr>
+      <w:r>
+        <w:t xml:space="preserve">사피나: 알렉세이 니콜라예비치, 전 루스템을 12년 알았어요. 그분은 회색 상품을 나른 적이 없어요. 절대로요.</w:t>
+      </w:r>
+    </w:p>
+    <w:p>
+      <w:pPr>
+        <w:pStyle w:val="BodyText"/>
+      </w:pPr>
+      <w:r>
+        <w:t xml:space="preserve">알렉세이: 믿어요, 굴나라 리나토브나. 하지만 토요일에 제가 직접, 대놓고 물어봐야 해요.</w:t>
+      </w:r>
+    </w:p>
+    <w:p>
+      <w:pPr>
+        <w:pStyle w:val="BodyText"/>
+      </w:pPr>
+      <w:r>
+        <w:t xml:space="preserve">사피나: 토요일, 좋아요. 다만 수사관처럼 묻지 마세요. 손님처럼 물으세요. 안 그러면 그분이 서운해하고, 세 번째 차는 없을 거예요.</w:t>
+      </w:r>
+    </w:p>
+    <w:p>
+      <w:pPr>
+        <w:pStyle w:val="BodyText"/>
+      </w:pPr>
+      <w:r>
+        <w:t xml:space="preserve">디마: 그럼 형제 얘기를 어떻게 해야 기분 상하지 않게 물을 수 있어요?</w:t>
+      </w:r>
+    </w:p>
+    <w:p>
+      <w:pPr>
+        <w:pStyle w:val="BodyText"/>
+      </w:pPr>
+      <w:r>
+        <w:t xml:space="preserve">사피나: 카고 말고 사촌 얘기부터 하세요. 잘 지내는지, 건강한지 묻고, 그다음에 무슨 일을 하는지요. 원하면 루스템이 직접 다 얘기할 거예요. 카잔에선 돈보다 가족을 먼저 묻고, 더 오래 들어요.</w:t>
+      </w:r>
+    </w:p>
+    <w:p>
+      <w:pPr>
+        <w:pStyle w:val="BodyText"/>
+      </w:pPr>
+      <w:r>
+        <w:t xml:space="preserve">알렉세이: 그런데 아무 얘기도 하고 싶지 않아 하시면요?</w:t>
+      </w:r>
+    </w:p>
+    <w:p>
+      <w:pPr>
+        <w:pStyle w:val="BodyText"/>
+      </w:pPr>
+      <w:r>
+        <w:t xml:space="preserve">사피나: 그럼 물어봤을 때보다 더 많이 알게 될 거예요. 카잔에선 침묵도 답이에요.</w:t>
+      </w:r>
+    </w:p>
+    <w:p>
+      <w:pPr>
+        <w:pStyle w:val="BodyText"/>
+      </w:pPr>
+      <w:r>
+        <w:t xml:space="preserve">디마: 침묵도 답이라. 야로슬라블도 똑같아요. 거기선 더 오래 침묵할 뿐이죠.</w:t>
+      </w:r>
+    </w:p>
+    <w:p>
+      <w:pPr>
+        <w:pStyle w:val="BodyText"/>
+      </w:pPr>
+      <w:r>
+        <w:t xml:space="preserve">이리나: 알렉세이, 제 의견은 이래요. 「카르고」에서 나왔다면 좋은 신호고, 이유까지 말한다면 더 좋아요.</w:t>
+      </w:r>
+    </w:p>
+    <w:p>
+      <w:pPr>
+        <w:pStyle w:val="BodyText"/>
+      </w:pPr>
+      <w:r>
+        <w:t xml:space="preserve">알렉세이: 동의해요. 하지만 화물이 사촌을 통해 갈 거라고 하면, 그땐 우리 답은 「아니요」예요.</w:t>
+      </w:r>
+    </w:p>
+    <w:p>
+      <w:pPr>
+        <w:pStyle w:val="BodyText"/>
+      </w:pPr>
+      <w:r>
+        <w:t xml:space="preserve">사피나: 그럼 「아니요」죠. 이해할 거예요. 물론 정말 많이 아쉽겠지만요.</w:t>
+      </w:r>
+    </w:p>
+    <w:p>
+      <w:pPr>
+        <w:pStyle w:val="BodyText"/>
+      </w:pPr>
+      <w:r>
+        <w:t xml:space="preserve">디마: 일지가 22년이어도요? 「지굴리」와 얼음 보온병이 있었는데도요?</w:t>
+      </w:r>
+    </w:p>
+    <w:p>
+      <w:pPr>
+        <w:pStyle w:val="BodyText"/>
+      </w:pPr>
+      <w:r>
+        <w:t xml:space="preserve">알렉세이: 그래도요. 운송 경로를 통제하지 못하는 일지는 반쪽짜리 일지예요. 칼리닌그라드 얘기할 때 이미 논의했잖아요.</w:t>
+      </w:r>
+    </w:p>
+    <w:p>
+      <w:pPr>
+        <w:pStyle w:val="BodyText"/>
+      </w:pPr>
+      <w:r>
+        <w:t xml:space="preserve">이리나: 동의해요. 이제 가 봐야 해요. 저녁 8시에 늘 그렇듯 전화할게요.</w:t>
+      </w:r>
+    </w:p>
+    <w:p>
+      <w:pPr>
+        <w:pStyle w:val="BodyText"/>
+      </w:pPr>
+      <w:r>
+        <w:t xml:space="preserve">사피나: 저기 보세요. 쿨샤리프 모스크고, 그 옆이 블라고베셴스키 대성당이에요. 한 크렘린 안, 한 성벽 안에요. 그 많은 세월이 지나도 누구의 신이 더 높은지 아무도 다투지 않아요. 관광객들만 어디서, 어느 쪽에서 사진 찍는 게 좋은지 다투고, 현지 사람들은 신경도 안 써요.</w:t>
+      </w:r>
+    </w:p>
+    <w:p>
+      <w:pPr>
+        <w:pStyle w:val="BodyText"/>
+      </w:pPr>
+      <w:r>
+        <w:t xml:space="preserve">디마: 한 문 위에 걸린 판지와 액자 같네요.</w:t>
+      </w:r>
+    </w:p>
+    <w:p>
+      <w:pPr>
+        <w:pStyle w:val="BodyText"/>
+      </w:pPr>
+      <w:r>
+        <w:t xml:space="preserve">사피나: 네, 판지와 액자처럼요. 다만 우리는 그게 500년 됐어요. 당신들도 배우게 될 거예요.</w:t>
+      </w:r>
+    </w:p>
+    <w:p>
+      <w:pPr>
+        <w:pStyle w:val="BodyText"/>
+      </w:pPr>
+      <w:r>
+        <w:t xml:space="preserve">디마: 500년이라, 우린 겨우 3년이에요. 그러니 아직 시간은 있네요.</w:t>
       </w:r>
     </w:p>
     <w:bookmarkEnd w:id="36"/>
@@ -5188,119 +5188,119 @@
         <w:pStyle w:val="FirstParagraph"/>
       </w:pPr>
       <w:r>
-        <w:t xml:space="preserve">알렉세이: 루스템 갈림자노비치, 가족에 대해 여쭤도 될까요? 사촌 일다르 씨는 어떠세요? 건강하세요?</w:t>
-      </w:r>
-    </w:p>
-    <w:p>
-      <w:pPr>
-        <w:pStyle w:val="BodyText"/>
-      </w:pPr>
-      <w:r>
-        <w:t xml:space="preserve">루스템: 일다르? 건강해요. 일다르를 아세요? 그럼 확인하셨군요. 맞아요. 나라도 확인했을 거예요.</w:t>
-      </w:r>
-    </w:p>
-    <w:p>
-      <w:pPr>
-        <w:pStyle w:val="BodyText"/>
-      </w:pPr>
-      <w:r>
-        <w:t xml:space="preserve">알렉세이: 확인했어요. 죄송합니다. 그게 우리 일이에요.</w:t>
-      </w:r>
-    </w:p>
-    <w:p>
-      <w:pPr>
-        <w:pStyle w:val="BodyText"/>
-      </w:pPr>
-      <w:r>
-        <w:t xml:space="preserve">루스템: 사과하지 마요. 작년에 「카고」에서 빠졌어요. 일다르가 내가 일지에 적지 않을 것들을 나르기 시작했거든요. 타타르어로도. 아무도 못 읽는 그 필체로도.</w:t>
-      </w:r>
-    </w:p>
-    <w:p>
-      <w:pPr>
-        <w:pStyle w:val="BodyText"/>
-      </w:pPr>
-      <w:r>
-        <w:t xml:space="preserve">알렉세이: 그분께 말씀하셨어요?</w:t>
-      </w:r>
-    </w:p>
-    <w:p>
-      <w:pPr>
-        <w:pStyle w:val="BodyText"/>
-      </w:pPr>
-      <w:r>
-        <w:t xml:space="preserve">루스템: 했어요. 사촌에게. 식탁에서. 상처받았죠. 1년 동안 말을 안 했어요. 지금은 — 말해요. 하지만 일 얘기는 안 해요.</w:t>
-      </w:r>
-    </w:p>
-    <w:p>
-      <w:pPr>
-        <w:pStyle w:val="BodyText"/>
-      </w:pPr>
-      <w:r>
-        <w:t xml:space="preserve">디마: 그럼 화물은…</w:t>
-      </w:r>
-    </w:p>
-    <w:p>
-      <w:pPr>
-        <w:pStyle w:val="BodyText"/>
-      </w:pPr>
-      <w:r>
-        <w:t xml:space="preserve">루스템: 내 화물은 — 내 차로만. 내 냉장고로. 아이다르가 보여 줄 거예요. 차 한 대 한 대. 일지 하나하나.</w:t>
-      </w:r>
-    </w:p>
-    <w:p>
-      <w:pPr>
-        <w:pStyle w:val="BodyText"/>
-      </w:pPr>
-      <w:r>
-        <w:t xml:space="preserve">아이다르: 보여 드릴게요. 당신들에게도, 이리나 씨에게도. 어제 나한테 전화하셨어요. 아주 정중하게. 아주 자세하게.</w:t>
-      </w:r>
-    </w:p>
-    <w:p>
-      <w:pPr>
-        <w:pStyle w:val="BodyText"/>
-      </w:pPr>
-      <w:r>
-        <w:t xml:space="preserve">알렉세이: 그게 이리나예요. 모든 걸 확인해요. 선물까지.</w:t>
-      </w:r>
-    </w:p>
-    <w:p>
-      <w:pPr>
-        <w:pStyle w:val="BodyText"/>
-      </w:pPr>
-      <w:r>
-        <w:t xml:space="preserve">루스템: 그럼 확인하라고 해요. 아이다르, 이제 — 세 번째 잔. 셋째 날. 세 번째 차. 결정 — 예. 계약서 — 쓰세요. 내 조건은 하나: 아이다르가 — 당신들 연락 창구. 내가 아니라. 난 예순. 그 애는 — 스물여섯. 당신들과 함께 배우게. 함께 실수하고. 함께 자라게.</w:t>
-      </w:r>
-    </w:p>
-    <w:p>
-      <w:pPr>
-        <w:pStyle w:val="BodyText"/>
-      </w:pPr>
-      <w:r>
-        <w:t xml:space="preserve">알렉세이: 동의합니다. 그리고 우리 조건: 「이델카고」를 통한 납품은 한 건도 없음. 아무리 급해도.</w:t>
-      </w:r>
-    </w:p>
-    <w:p>
-      <w:pPr>
-        <w:pStyle w:val="BodyText"/>
-      </w:pPr>
-      <w:r>
-        <w:t xml:space="preserve">루스템: 한 건도. 내가 직접 쓸게요. 내 손으로. 러시아어와 타타르어로.</w:t>
-      </w:r>
-    </w:p>
-    <w:p>
-      <w:pPr>
-        <w:pStyle w:val="BodyText"/>
-      </w:pPr>
-      <w:r>
-        <w:t xml:space="preserve">디마: 러시아어와 타타르어로. 98년 일지처럼요.</w:t>
-      </w:r>
-    </w:p>
-    <w:p>
-      <w:pPr>
-        <w:pStyle w:val="BodyText"/>
-      </w:pPr>
-      <w:r>
-        <w:t xml:space="preserve">사피나: 카잔에 오신 걸 환영해요, 알렉세이 니콜라예비치. 이제 — 진짜로.</w:t>
+        <w:t xml:space="preserve">알렉세이: 루스템 갈림자노비치, 가족에 대해 여쭤봐도 될까요? 사촌 일다르 씨는 잘 지내세요, 건강하세요?</w:t>
+      </w:r>
+    </w:p>
+    <w:p>
+      <w:pPr>
+        <w:pStyle w:val="BodyText"/>
+      </w:pPr>
+      <w:r>
+        <w:t xml:space="preserve">루스템: 일다르요? 건강해요. 일다르를 아세요? 그럼 조사했군요. 잘하셨어요. 내가 당신 입장이어도 조사했을 거예요.</w:t>
+      </w:r>
+    </w:p>
+    <w:p>
+      <w:pPr>
+        <w:pStyle w:val="BodyText"/>
+      </w:pPr>
+      <w:r>
+        <w:t xml:space="preserve">알렉세이: 네, 조사했어요. 그 점은 죄송해요. 그게 그냥 우리 일이라서요.</w:t>
+      </w:r>
+    </w:p>
+    <w:p>
+      <w:pPr>
+        <w:pStyle w:val="BodyText"/>
+      </w:pPr>
+      <w:r>
+        <w:t xml:space="preserve">루스템: 사과하지 마요. 작년에 「카르고」에서 나왔어요. 일다르가 내가 일지에 적지 않을 걸 나르기 시작했거든요. 타타르어로도, 나 말고는 아무도 못 읽는 그 글씨로도요.</w:t>
+      </w:r>
+    </w:p>
+    <w:p>
+      <w:pPr>
+        <w:pStyle w:val="BodyText"/>
+      </w:pPr>
+      <w:r>
+        <w:t xml:space="preserve">알렉세이: 그래서 그분께 직접 말씀하셨어요?</w:t>
+      </w:r>
+    </w:p>
+    <w:p>
+      <w:pPr>
+        <w:pStyle w:val="BodyText"/>
+      </w:pPr>
+      <w:r>
+        <w:t xml:space="preserve">루스템: 식탁에서 사촌에게 말했어요. 그 애가 서운해해서 1년 동안 말을 안 했죠. 지금은 말하지만, 일 얘기는 안 해요.</w:t>
+      </w:r>
+    </w:p>
+    <w:p>
+      <w:pPr>
+        <w:pStyle w:val="BodyText"/>
+      </w:pPr>
+      <w:r>
+        <w:t xml:space="preserve">디마: 그럼 사장님 화물은 이제…</w:t>
+      </w:r>
+    </w:p>
+    <w:p>
+      <w:pPr>
+        <w:pStyle w:val="BodyText"/>
+      </w:pPr>
+      <w:r>
+        <w:t xml:space="preserve">루스템: 내 화물은 내 차로만, 내 냉장고로만 가요. 아이다르가 차 한 대 한 대, 일지 하나하나 다 보여 줄 거예요.</w:t>
+      </w:r>
+    </w:p>
+    <w:p>
+      <w:pPr>
+        <w:pStyle w:val="BodyText"/>
+      </w:pPr>
+      <w:r>
+        <w:t xml:space="preserve">아이다르: 보여 드릴게요. 당신들에게도, 이리나 씨에게도요. 어제 전화하셨는데, 아주 정중하게, 아주 꼼꼼히 다 물어보셨어요.</w:t>
+      </w:r>
+    </w:p>
+    <w:p>
+      <w:pPr>
+        <w:pStyle w:val="BodyText"/>
+      </w:pPr>
+      <w:r>
+        <w:t xml:space="preserve">알렉세이: 그게 이리나예요. 세상 모든 걸 확인해요, 선물까지도요.</w:t>
+      </w:r>
+    </w:p>
+    <w:p>
+      <w:pPr>
+        <w:pStyle w:val="BodyText"/>
+      </w:pPr>
+      <w:r>
+        <w:t xml:space="preserve">루스템: 그럼 확인하라고 해요. 아이다르, 이제 세 번째 잔을 따라라. 셋째 날, 세 번째 차. 결정은 예예요. 계약서를 쓰세요. 내 조건은 하나예요. 연락 담당은 내가 아니라 아이다르예요. 난 예순이고, 그 애는 스물여섯이에요. 당신들과 함께 배우고, 함께 실수하고, 함께 자라게 해 줘요.</w:t>
+      </w:r>
+    </w:p>
+    <w:p>
+      <w:pPr>
+        <w:pStyle w:val="BodyText"/>
+      </w:pPr>
+      <w:r>
+        <w:t xml:space="preserve">알렉세이: 동의해요. 그리고 우리 조건은 이거예요. 「이델카르고」를 통한 납품은 단 한 건도 안 돼요, 아무리 급해도요.</w:t>
+      </w:r>
+    </w:p>
+    <w:p>
+      <w:pPr>
+        <w:pStyle w:val="BodyText"/>
+      </w:pPr>
+      <w:r>
+        <w:t xml:space="preserve">루스템: 단 한 건도요. 그건 내가 직접, 내 손으로 쓸게요. 러시아어로도, 타타르어로도요.</w:t>
+      </w:r>
+    </w:p>
+    <w:p>
+      <w:pPr>
+        <w:pStyle w:val="BodyText"/>
+      </w:pPr>
+      <w:r>
+        <w:t xml:space="preserve">디마: 러시아어와 타타르어로요. 98년 일지처럼요.</w:t>
+      </w:r>
+    </w:p>
+    <w:p>
+      <w:pPr>
+        <w:pStyle w:val="BodyText"/>
+      </w:pPr>
+      <w:r>
+        <w:t xml:space="preserve">사피나: 카잔에 오신 걸 환영해요, 알렉세이 니콜라예비치. 이제야 진짜로, 우리 사람처럼요.</w:t>
       </w:r>
     </w:p>
     <w:bookmarkEnd w:id="37"/>
